--- a/ТЗ.docx
+++ b/ТЗ.docx
@@ -1,6 +1,6 @@
 
 <file path=word/document.xml><?xml version="1.0" encoding="utf-8"?>
-<w:document xmlns:wpc="http://schemas.microsoft.com/office/word/2010/wordprocessingCanvas" xmlns:cx="http://schemas.microsoft.com/office/drawing/2014/chartex" xmlns:cx1="http://schemas.microsoft.com/office/drawing/2015/9/8/chartex" xmlns:cx2="http://schemas.microsoft.com/office/drawing/2015/10/21/chartex" xmlns:cx3="http://schemas.microsoft.com/office/drawing/2016/5/9/chartex" xmlns:cx4="http://schemas.microsoft.com/office/drawing/2016/5/10/chartex" xmlns:cx5="http://schemas.microsoft.com/office/drawing/2016/5/11/chartex" xmlns:cx6="http://schemas.microsoft.com/office/drawing/2016/5/12/chartex" xmlns:cx7="http://schemas.microsoft.com/office/drawing/2016/5/13/chartex" xmlns:cx8="http://schemas.microsoft.com/office/drawing/2016/5/14/chartex" xmlns:mc="http://schemas.openxmlformats.org/markup-compatibility/2006" xmlns:aink="http://schemas.microsoft.com/office/drawing/2016/ink" xmlns:am3d="http://schemas.microsoft.com/office/drawing/2017/model3d" xmlns:o="urn:schemas-microsoft-com:office:office" xmlns:oel="http://schemas.microsoft.com/office/2019/extlst" xmlns:r="http://schemas.openxmlformats.org/officeDocument/2006/relationships" xmlns:m="http://schemas.openxmlformats.org/officeDocument/2006/math" xmlns:v="urn:schemas-microsoft-com:vml" xmlns:wp14="http://schemas.microsoft.com/office/word/2010/wordprocessingDrawing" xmlns:wp="http://schemas.openxmlformats.org/drawingml/2006/wordprocessingDrawing" xmlns:w10="urn:schemas-microsoft-com:office:word" xmlns:w="http://schemas.openxmlformats.org/wordprocessingml/2006/main" xmlns:w14="http://schemas.microsoft.com/office/word/2010/wordml" xmlns:w15="http://schemas.microsoft.com/office/word/2012/wordml" xmlns:w16cex="http://schemas.microsoft.com/office/word/2018/wordml/cex" xmlns:w16cid="http://schemas.microsoft.com/office/word/2016/wordml/cid" xmlns:w16="http://schemas.microsoft.com/office/word/2018/wordml" xmlns:w16sdtdh="http://schemas.microsoft.com/office/word/2020/wordml/sdtdatahash" xmlns:w16se="http://schemas.microsoft.com/office/word/2015/wordml/symex" xmlns:wpg="http://schemas.microsoft.com/office/word/2010/wordprocessingGroup" xmlns:wpi="http://schemas.microsoft.com/office/word/2010/wordprocessingInk" xmlns:wne="http://schemas.microsoft.com/office/word/2006/wordml" xmlns:wps="http://schemas.microsoft.com/office/word/2010/wordprocessingShape" mc:Ignorable="w14 w15 w16se w16cid w16 w16cex w16sdtdh wp14">
+<w:document xmlns:wpc="http://schemas.microsoft.com/office/word/2010/wordprocessingCanvas" xmlns:cx="http://schemas.microsoft.com/office/drawing/2014/chartex" xmlns:cx1="http://schemas.microsoft.com/office/drawing/2015/9/8/chartex" xmlns:cx2="http://schemas.microsoft.com/office/drawing/2015/10/21/chartex" xmlns:cx3="http://schemas.microsoft.com/office/drawing/2016/5/9/chartex" xmlns:cx4="http://schemas.microsoft.com/office/drawing/2016/5/10/chartex" xmlns:cx5="http://schemas.microsoft.com/office/drawing/2016/5/11/chartex" xmlns:cx6="http://schemas.microsoft.com/office/drawing/2016/5/12/chartex" xmlns:cx7="http://schemas.microsoft.com/office/drawing/2016/5/13/chartex" xmlns:cx8="http://schemas.microsoft.com/office/drawing/2016/5/14/chartex" xmlns:mc="http://schemas.openxmlformats.org/markup-compatibility/2006" xmlns:aink="http://schemas.microsoft.com/office/drawing/2016/ink" xmlns:am3d="http://schemas.microsoft.com/office/drawing/2017/model3d" xmlns:o="urn:schemas-microsoft-com:office:office" xmlns:oel="http://schemas.microsoft.com/office/2019/extlst" xmlns:r="http://schemas.openxmlformats.org/officeDocument/2006/relationships" xmlns:m="http://schemas.openxmlformats.org/officeDocument/2006/math" xmlns:v="urn:schemas-microsoft-com:vml" xmlns:wp14="http://schemas.microsoft.com/office/word/2010/wordprocessingDrawing" xmlns:wp="http://schemas.openxmlformats.org/drawingml/2006/wordprocessingDrawing" xmlns:w10="urn:schemas-microsoft-com:office:word" xmlns:w="http://schemas.openxmlformats.org/wordprocessingml/2006/main" xmlns:w14="http://schemas.microsoft.com/office/word/2010/wordml" xmlns:w15="http://schemas.microsoft.com/office/word/2012/wordml" xmlns:w16cex="http://schemas.microsoft.com/office/word/2018/wordml/cex" xmlns:w16cid="http://schemas.microsoft.com/office/word/2016/wordml/cid" xmlns:w16="http://schemas.microsoft.com/office/word/2018/wordml" xmlns:w16du="http://schemas.microsoft.com/office/word/2023/wordml/word16du" xmlns:w16sdtdh="http://schemas.microsoft.com/office/word/2020/wordml/sdtdatahash" xmlns:w16sdtfl="http://schemas.microsoft.com/office/word/2024/wordml/sdtformatlock" xmlns:w16se="http://schemas.microsoft.com/office/word/2015/wordml/symex" xmlns:wpg="http://schemas.microsoft.com/office/word/2010/wordprocessingGroup" xmlns:wpi="http://schemas.microsoft.com/office/word/2010/wordprocessingInk" xmlns:wne="http://schemas.microsoft.com/office/word/2006/wordml" xmlns:wps="http://schemas.microsoft.com/office/word/2010/wordprocessingShape" mc:Ignorable="w14 w15 w16se w16cid w16 w16cex w16sdtdh w16sdtfl w16du wp14">
   <w:body>
     <w:p>
       <w:pPr>
@@ -152,7 +152,6 @@
         <w:rPr>
           <w:b/>
           <w:sz w:val="28"/>
-          <w:lang w:val="en-US"/>
         </w:rPr>
         <w:sectPr>
           <w:footerReference w:type="default" r:id="rId8"/>
@@ -3528,7 +3527,6 @@
           </w:rPr>
           <w:t xml:space="preserve"> </w:t>
         </w:r>
-        <w:proofErr w:type="gramStart"/>
         <w:r>
           <w:rPr>
             <w:sz w:val="28"/>
@@ -3549,7 +3547,6 @@
           </w:rPr>
           <w:t>АС</w:t>
         </w:r>
-        <w:proofErr w:type="gramEnd"/>
         <w:r>
           <w:rPr>
             <w:sz w:val="28"/>
@@ -6538,6 +6535,7 @@
         <w:t xml:space="preserve">" для системы автоматизированного проектирования (САПР) </w:t>
       </w:r>
       <w:bookmarkStart w:id="0" w:name="_Hlk239961980"/>
+      <w:commentRangeStart w:id="1"/>
       <w:r>
         <w:t>Компас-3</w:t>
       </w:r>
@@ -6548,6 +6546,15 @@
         <w:t>D</w:t>
       </w:r>
       <w:bookmarkEnd w:id="0"/>
+      <w:commentRangeEnd w:id="1"/>
+      <w:r>
+        <w:rPr>
+          <w:rStyle w:val="a6"/>
+          <w:sz w:val="28"/>
+          <w:szCs w:val="28"/>
+        </w:rPr>
+        <w:commentReference w:id="1"/>
+      </w:r>
       <w:r>
         <w:t>.</w:t>
       </w:r>
@@ -6610,15 +6617,7 @@
         <w:jc w:val="both"/>
       </w:pPr>
       <w:r>
-        <w:t xml:space="preserve">Заказчиком работ является: кандидат технических наук, доцент кафедры компьютерных систем в управлении и проектировании (КСУП) </w:t>
-      </w:r>
-      <w:proofErr w:type="spellStart"/>
-      <w:r>
-        <w:t>Калентьев</w:t>
-      </w:r>
-      <w:proofErr w:type="spellEnd"/>
-      <w:r>
-        <w:t xml:space="preserve"> Алексей Анатольевич.</w:t>
+        <w:t>Заказчиком работ является: кандидат технических наук, доцент кафедры компьютерных систем в управлении и проектировании (КСУП) Калентьев Алексей Анатольевич.</w:t>
       </w:r>
     </w:p>
     <w:p>
@@ -7785,6 +7784,7 @@
           <w:lang w:val="en-US"/>
         </w:rPr>
       </w:pPr>
+      <w:commentRangeStart w:id="2"/>
       <w:r>
         <w:rPr>
           <w:noProof/>
@@ -7806,7 +7806,7 @@
                     <pic:cNvPicPr/>
                   </pic:nvPicPr>
                   <pic:blipFill>
-                    <a:blip r:embed="rId41"/>
+                    <a:blip r:embed="rId45"/>
                     <a:stretch>
                       <a:fillRect/>
                     </a:stretch>
@@ -7831,6 +7831,16 @@
           </wp:inline>
         </w:drawing>
       </w:r>
+      <w:commentRangeEnd w:id="2"/>
+      <w:r>
+        <w:rPr>
+          <w:rStyle w:val="a6"/>
+          <w:sz w:val="28"/>
+          <w:szCs w:val="28"/>
+          <w:lang w:val="en-US"/>
+        </w:rPr>
+        <w:commentReference w:id="2"/>
+      </w:r>
     </w:p>
     <w:p>
       <w:pPr>
@@ -7839,7 +7849,20 @@
         <w:jc w:val="center"/>
       </w:pPr>
       <w:r>
-        <w:t xml:space="preserve">Рисунок 2.1 — Модель </w:t>
+        <w:t xml:space="preserve">Рисунок 2.1 — </w:t>
+      </w:r>
+      <w:commentRangeStart w:id="3"/>
+      <w:r>
+        <w:t xml:space="preserve">Модель </w:t>
+      </w:r>
+      <w:commentRangeEnd w:id="3"/>
+      <w:r>
+        <w:rPr>
+          <w:rStyle w:val="a6"/>
+          <w:sz w:val="28"/>
+          <w:szCs w:val="28"/>
+        </w:rPr>
+        <w:commentReference w:id="3"/>
       </w:r>
       <w:r>
         <w:t>кружки</w:t>
@@ -9799,7 +9822,23 @@
         <w:jc w:val="both"/>
       </w:pPr>
       <w:r>
-        <w:t xml:space="preserve">Дополнительные требования к безопасности плагина “Забор” не </w:t>
+        <w:t xml:space="preserve">Дополнительные требования к безопасности плагина </w:t>
+      </w:r>
+      <w:commentRangeStart w:id="4"/>
+      <w:r>
+        <w:t xml:space="preserve">“Забор” </w:t>
+      </w:r>
+      <w:commentRangeEnd w:id="4"/>
+      <w:r>
+        <w:rPr>
+          <w:rStyle w:val="a6"/>
+          <w:sz w:val="28"/>
+          <w:szCs w:val="28"/>
+        </w:rPr>
+        <w:commentReference w:id="4"/>
+      </w:r>
+      <w:r>
+        <w:t xml:space="preserve">не </w:t>
       </w:r>
       <w:r>
         <w:rPr>
@@ -9918,15 +9957,7 @@
         <w:jc w:val="both"/>
       </w:pPr>
       <w:r>
-        <w:t xml:space="preserve">Пользовательские интерфейсы для всех подсистем, разработанных в рамках создания системы должны быть выполнены в виде </w:t>
-      </w:r>
-      <w:proofErr w:type="spellStart"/>
-      <w:r>
-        <w:t>desktop</w:t>
-      </w:r>
-      <w:proofErr w:type="spellEnd"/>
-      <w:r>
-        <w:t>-интерфейсов</w:t>
+        <w:t>Пользовательские интерфейсы для всех подсистем, разработанных в рамках создания системы должны быть выполнены в виде desktop-интерфейсов</w:t>
       </w:r>
       <w:r>
         <w:rPr>
@@ -9961,13 +9992,8 @@
         </w:rPr>
         <w:t xml:space="preserve"> </w:t>
       </w:r>
-      <w:proofErr w:type="spellStart"/>
-      <w:r>
-        <w:t>WindowsForms</w:t>
-      </w:r>
-      <w:proofErr w:type="spellEnd"/>
-      <w:r>
-        <w:t>,</w:t>
+      <w:r>
+        <w:t>WindowsForms,</w:t>
       </w:r>
       <w:r>
         <w:rPr>
@@ -10142,15 +10168,7 @@
         <w:t xml:space="preserve"> </w:t>
       </w:r>
       <w:r>
-        <w:t xml:space="preserve">верстке интерфейсов </w:t>
-      </w:r>
-      <w:proofErr w:type="spellStart"/>
-      <w:r>
-        <w:t>desktop</w:t>
-      </w:r>
-      <w:proofErr w:type="spellEnd"/>
-      <w:r>
-        <w:t>-приложений указанным в источнике [1].</w:t>
+        <w:t>верстке интерфейсов desktop-приложений указанным в источнике [1].</w:t>
       </w:r>
     </w:p>
     <w:p>
@@ -11270,12 +11288,22 @@
         </w:rPr>
         <w:t xml:space="preserve">Кружка </w:t>
       </w:r>
+      <w:commentRangeStart w:id="5"/>
       <w:r>
         <w:rPr>
           <w:sz w:val="28"/>
           <w:szCs w:val="28"/>
         </w:rPr>
         <w:t>-</w:t>
+      </w:r>
+      <w:commentRangeEnd w:id="5"/>
+      <w:r>
+        <w:rPr>
+          <w:rStyle w:val="a6"/>
+          <w:sz w:val="28"/>
+          <w:szCs w:val="28"/>
+        </w:rPr>
+        <w:commentReference w:id="5"/>
       </w:r>
       <w:r>
         <w:rPr>
@@ -11301,32 +11329,8 @@
           <w:sz w:val="28"/>
           <w:szCs w:val="28"/>
         </w:rPr>
-        <w:t xml:space="preserve">В рамках задачи должен быть спроектирован и реализован механизм задания параметров с проверкой их корректности, а также разработана система взаимодействия с API САПР «КОМПАС-3D», производящая </w:t>
-      </w:r>
-      <w:r>
-        <w:rPr>
-          <w:sz w:val="28"/>
-          <w:szCs w:val="28"/>
-        </w:rPr>
-        <w:lastRenderedPageBreak/>
-        <w:t>построение параметрической модели кружки по заданным пользователем параметрам.</w:t>
-      </w:r>
-    </w:p>
-    <w:p>
-      <w:pPr>
-        <w:pStyle w:val="a3"/>
-        <w:spacing w:line="360" w:lineRule="auto"/>
-        <w:ind w:firstLine="709"/>
-        <w:jc w:val="both"/>
-      </w:pPr>
-    </w:p>
-    <w:p>
-      <w:pPr>
-        <w:pStyle w:val="a3"/>
-        <w:spacing w:line="360" w:lineRule="auto"/>
-        <w:ind w:firstLine="709"/>
-        <w:jc w:val="both"/>
-      </w:pPr>
+        <w:t>В рамках задачи должен быть спроектирован и реализован механизм задания параметров с проверкой их корректности, а также разработана система взаимодействия с API САПР «КОМПАС-3D», производящая построение параметрической модели кружки по заданным пользователем параметрам.</w:t>
+      </w:r>
     </w:p>
     <w:p>
       <w:pPr>
@@ -11351,6 +11355,7 @@
           <w:sz w:val="28"/>
           <w:szCs w:val="28"/>
         </w:rPr>
+        <w:lastRenderedPageBreak/>
         <w:t>Требования</w:t>
       </w:r>
       <w:r>
@@ -11982,6 +11987,7 @@
           <w:szCs w:val="28"/>
         </w:rPr>
       </w:pPr>
+      <w:commentRangeStart w:id="6"/>
       <w:r>
         <w:rPr>
           <w:sz w:val="28"/>
@@ -12157,6 +12163,15 @@
       <w:r>
         <w:t>способностью 29 ГБ/с и поддержкой DirectX 11.</w:t>
       </w:r>
+      <w:commentRangeEnd w:id="6"/>
+      <w:r>
+        <w:rPr>
+          <w:rStyle w:val="a6"/>
+          <w:sz w:val="28"/>
+          <w:szCs w:val="28"/>
+        </w:rPr>
+        <w:commentReference w:id="6"/>
+      </w:r>
     </w:p>
     <w:p>
       <w:pPr>
@@ -12181,7 +12196,6 @@
           <w:sz w:val="28"/>
           <w:szCs w:val="28"/>
         </w:rPr>
-        <w:lastRenderedPageBreak/>
         <w:t>Требования</w:t>
       </w:r>
       <w:r>
@@ -12393,6 +12407,7 @@
         <w:rPr>
           <w:spacing w:val="-2"/>
         </w:rPr>
+        <w:lastRenderedPageBreak/>
         <w:t>Дополнительные</w:t>
       </w:r>
       <w:r>
@@ -12821,11 +12836,9 @@
         </w:rPr>
         <w:t xml:space="preserve"> </w:t>
       </w:r>
-      <w:proofErr w:type="spellStart"/>
       <w:r>
         <w:t>Inventor</w:t>
       </w:r>
-      <w:proofErr w:type="spellEnd"/>
       <w:r>
         <w:rPr>
           <w:spacing w:val="-7"/>
@@ -12969,14 +12982,12 @@
       <w:r>
         <w:t xml:space="preserve">САПР </w:t>
       </w:r>
-      <w:proofErr w:type="spellStart"/>
       <w:r>
         <w:rPr>
           <w:spacing w:val="-2"/>
         </w:rPr>
         <w:t>Inventor</w:t>
       </w:r>
-      <w:proofErr w:type="spellEnd"/>
     </w:p>
     <w:p>
       <w:pPr>
@@ -13204,23 +13215,13 @@
                 <w:sz w:val="28"/>
               </w:rPr>
             </w:pPr>
-            <w:proofErr w:type="spellStart"/>
             <w:r>
               <w:rPr>
                 <w:b/>
                 <w:spacing w:val="-2"/>
                 <w:sz w:val="28"/>
               </w:rPr>
-              <w:t>выполнени</w:t>
-            </w:r>
-            <w:proofErr w:type="spellEnd"/>
-            <w:r>
-              <w:rPr>
-                <w:b/>
-                <w:spacing w:val="-2"/>
-                <w:sz w:val="28"/>
-              </w:rPr>
-              <w:t xml:space="preserve"> </w:t>
+              <w:t xml:space="preserve">выполнени </w:t>
             </w:r>
             <w:r>
               <w:rPr>
@@ -14900,7 +14901,7 @@
         <w:pStyle w:val="a3"/>
         <w:jc w:val="center"/>
         <w:sectPr>
-          <w:footerReference w:type="default" r:id="rId42"/>
+          <w:footerReference w:type="default" r:id="rId46"/>
           <w:pgSz w:w="16840" w:h="11910" w:orient="landscape"/>
           <w:pgMar w:top="780" w:right="1133" w:bottom="280" w:left="992" w:header="0" w:footer="0" w:gutter="0"/>
           <w:cols w:space="720"/>
@@ -15704,7 +15705,7 @@
           <w:sz w:val="28"/>
         </w:rPr>
         <w:sectPr>
-          <w:footerReference w:type="default" r:id="rId43"/>
+          <w:footerReference w:type="default" r:id="rId47"/>
           <w:pgSz w:w="11910" w:h="16840"/>
           <w:pgMar w:top="1134" w:right="850" w:bottom="1134" w:left="1701" w:header="0" w:footer="828" w:gutter="0"/>
           <w:pgNumType w:start="61"/>
@@ -16648,13 +16649,13 @@
         <w:rPr>
           <w:spacing w:val="-2"/>
         </w:rPr>
+        <w:t>желательные</w:t>
+      </w:r>
+      <w:r>
+        <w:t xml:space="preserve"> </w:t>
+      </w:r>
+      <w:r>
         <w:lastRenderedPageBreak/>
-        <w:t>желательные</w:t>
-      </w:r>
-      <w:r>
-        <w:t xml:space="preserve"> </w:t>
-      </w:r>
-      <w:r>
         <w:t>доработки. Наличие желательных доработок не влияет на приёмку работ и процесс передачи системы в эксплуатацию.</w:t>
       </w:r>
     </w:p>
@@ -17037,44 +17038,16 @@
         <w:rPr>
           <w:i/>
         </w:rPr>
-        <w:t>.</w:t>
-      </w:r>
-      <w:proofErr w:type="spellStart"/>
+        <w:t xml:space="preserve">.docx </w:t>
+      </w:r>
+      <w:r>
+        <w:t xml:space="preserve">и </w:t>
+      </w:r>
       <w:r>
         <w:rPr>
           <w:i/>
         </w:rPr>
-        <w:t>docx</w:t>
-      </w:r>
-      <w:proofErr w:type="spellEnd"/>
-      <w:r>
-        <w:rPr>
-          <w:i/>
-        </w:rPr>
-        <w:t xml:space="preserve"> </w:t>
-      </w:r>
-      <w:r>
-        <w:t xml:space="preserve">и </w:t>
-      </w:r>
-      <w:r>
-        <w:rPr>
-          <w:i/>
-        </w:rPr>
-        <w:t>.</w:t>
-      </w:r>
-      <w:proofErr w:type="spellStart"/>
-      <w:r>
-        <w:rPr>
-          <w:i/>
-        </w:rPr>
-        <w:t>pdf</w:t>
-      </w:r>
-      <w:proofErr w:type="spellEnd"/>
-      <w:r>
-        <w:rPr>
-          <w:i/>
-        </w:rPr>
-        <w:t xml:space="preserve"> </w:t>
+        <w:t xml:space="preserve">.pdf </w:t>
       </w:r>
       <w:r>
         <w:t>по одному экземпляру каждый</w:t>
@@ -17097,11 +17070,27 @@
           <w:sz w:val="28"/>
         </w:rPr>
       </w:pPr>
-      <w:r>
-        <w:rPr>
-          <w:sz w:val="28"/>
-        </w:rPr>
-        <w:t>Техническое</w:t>
+      <w:commentRangeStart w:id="7"/>
+      <w:r>
+        <w:rPr>
+          <w:sz w:val="28"/>
+        </w:rPr>
+        <w:t>Техническо</w:t>
+      </w:r>
+      <w:commentRangeEnd w:id="7"/>
+      <w:r>
+        <w:rPr>
+          <w:rStyle w:val="a6"/>
+          <w:sz w:val="28"/>
+          <w:szCs w:val="22"/>
+        </w:rPr>
+        <w:commentReference w:id="7"/>
+      </w:r>
+      <w:r>
+        <w:rPr>
+          <w:sz w:val="28"/>
+        </w:rPr>
+        <w:t>е</w:t>
       </w:r>
       <w:r>
         <w:rPr>
@@ -17550,6 +17539,7 @@
         </w:tabs>
         <w:spacing w:before="162" w:line="352" w:lineRule="auto"/>
         <w:ind w:right="446" w:firstLine="571"/>
+        <w:jc w:val="both"/>
         <w:rPr>
           <w:sz w:val="28"/>
         </w:rPr>
@@ -17863,19 +17853,11 @@
         </w:rPr>
         <w:t xml:space="preserve"> </w:t>
       </w:r>
-      <w:proofErr w:type="spellStart"/>
-      <w:r>
-        <w:rPr>
-          <w:sz w:val="28"/>
-        </w:rPr>
-        <w:t>Roman</w:t>
-      </w:r>
-      <w:proofErr w:type="spellEnd"/>
-      <w:r>
-        <w:rPr>
-          <w:sz w:val="28"/>
-        </w:rPr>
-        <w:t xml:space="preserve"> </w:t>
+      <w:r>
+        <w:rPr>
+          <w:sz w:val="28"/>
+        </w:rPr>
+        <w:t xml:space="preserve">Roman </w:t>
       </w:r>
       <w:r>
         <w:rPr>
@@ -18330,35 +18312,7 @@
         <w:rPr>
           <w:sz w:val="28"/>
         </w:rPr>
-        <w:t xml:space="preserve">Новые технологии в программировании: учебное пособие / А. А. </w:t>
-      </w:r>
-      <w:proofErr w:type="spellStart"/>
-      <w:r>
-        <w:rPr>
-          <w:sz w:val="28"/>
-        </w:rPr>
-        <w:t>Калентьев</w:t>
-      </w:r>
-      <w:proofErr w:type="spellEnd"/>
-      <w:r>
-        <w:rPr>
-          <w:sz w:val="28"/>
-        </w:rPr>
-        <w:t xml:space="preserve">, Д. В. </w:t>
-      </w:r>
-      <w:proofErr w:type="spellStart"/>
-      <w:r>
-        <w:rPr>
-          <w:sz w:val="28"/>
-        </w:rPr>
-        <w:t>Гарайс</w:t>
-      </w:r>
-      <w:proofErr w:type="spellEnd"/>
-      <w:r>
-        <w:rPr>
-          <w:sz w:val="28"/>
-        </w:rPr>
-        <w:t>, А. Е. Горяинов</w:t>
+        <w:t>Новые технологии в программировании: учебное пособие / А. А. Калентьев, Д. В. Гарайс, А. Е. Горяинов</w:t>
       </w:r>
       <w:r>
         <w:rPr>
@@ -18759,19 +18713,11 @@
         </w:rPr>
         <w:t xml:space="preserve"> </w:t>
       </w:r>
-      <w:proofErr w:type="spellStart"/>
-      <w:r>
-        <w:rPr>
-          <w:sz w:val="28"/>
-        </w:rPr>
-        <w:t>Предм</w:t>
-      </w:r>
-      <w:proofErr w:type="spellEnd"/>
-      <w:r>
-        <w:rPr>
-          <w:sz w:val="28"/>
-        </w:rPr>
-        <w:t>.</w:t>
+      <w:r>
+        <w:rPr>
+          <w:sz w:val="28"/>
+        </w:rPr>
+        <w:t>Предм.</w:t>
       </w:r>
       <w:r>
         <w:rPr>
@@ -18812,49 +18758,11 @@
         </w:rPr>
         <w:t>483-</w:t>
       </w:r>
-    </w:p>
-    <w:p>
-      <w:pPr>
-        <w:pStyle w:val="a3"/>
-        <w:spacing w:line="360" w:lineRule="auto"/>
-        <w:ind w:firstLine="709"/>
-        <w:jc w:val="both"/>
-      </w:pPr>
-      <w:r>
-        <w:t>493.</w:t>
-      </w:r>
-      <w:r>
-        <w:rPr>
-          <w:spacing w:val="-8"/>
-        </w:rPr>
-        <w:t xml:space="preserve"> </w:t>
-      </w:r>
-      <w:r>
-        <w:t>-</w:t>
-      </w:r>
-      <w:r>
-        <w:rPr>
-          <w:spacing w:val="-8"/>
-        </w:rPr>
-        <w:t xml:space="preserve"> </w:t>
-      </w:r>
-      <w:r>
-        <w:t>ISBN</w:t>
-      </w:r>
-      <w:r>
-        <w:rPr>
-          <w:spacing w:val="-7"/>
-        </w:rPr>
-        <w:t xml:space="preserve"> </w:t>
-      </w:r>
-      <w:r>
-        <w:t>978-5-94074-644-</w:t>
-      </w:r>
-      <w:r>
-        <w:rPr>
-          <w:spacing w:val="-5"/>
-        </w:rPr>
-        <w:t>7;</w:t>
+      <w:r>
+        <w:rPr>
+          <w:sz w:val="28"/>
+        </w:rPr>
+        <w:t>493. - ISBN 978-5-94074-644-7;</w:t>
       </w:r>
     </w:p>
     <w:p>
@@ -18867,51 +18775,40 @@
         <w:tabs>
           <w:tab w:val="left" w:pos="1603"/>
         </w:tabs>
-        <w:spacing w:line="360" w:lineRule="auto"/>
-        <w:ind w:left="0" w:firstLine="709"/>
+        <w:spacing w:before="1" w:line="362" w:lineRule="auto"/>
+        <w:ind w:left="0" w:right="448" w:firstLine="709"/>
         <w:jc w:val="both"/>
-        <w:rPr>
-          <w:sz w:val="28"/>
-        </w:rPr>
-      </w:pPr>
-      <w:r>
-        <w:rPr>
-          <w:sz w:val="28"/>
-        </w:rPr>
-        <w:t xml:space="preserve">Ли. К. Основы САПР (CAD/CAM/CAE). – </w:t>
-      </w:r>
-      <w:proofErr w:type="spellStart"/>
-      <w:r>
-        <w:rPr>
-          <w:sz w:val="28"/>
-        </w:rPr>
-        <w:t>Спб</w:t>
-      </w:r>
-      <w:proofErr w:type="spellEnd"/>
-      <w:proofErr w:type="gramStart"/>
-      <w:r>
-        <w:rPr>
-          <w:sz w:val="28"/>
-        </w:rPr>
-        <w:t>.:«</w:t>
-      </w:r>
-      <w:proofErr w:type="gramEnd"/>
-      <w:r>
-        <w:rPr>
-          <w:sz w:val="28"/>
-        </w:rPr>
-        <w:t>Питер», 2004. – 560с.</w:t>
-      </w:r>
-    </w:p>
-    <w:p>
-      <w:pPr>
-        <w:pStyle w:val="a3"/>
-        <w:spacing w:before="1" w:line="362" w:lineRule="auto"/>
-        <w:ind w:right="448"/>
-        <w:jc w:val="both"/>
-      </w:pPr>
-      <w:bookmarkStart w:id="1" w:name="_bookmark18"/>
-      <w:bookmarkEnd w:id="1"/>
+      </w:pPr>
+      <w:r>
+        <w:rPr>
+          <w:sz w:val="28"/>
+        </w:rPr>
+        <w:t xml:space="preserve">Ли. К. Основы САПР (CAD/CAM/CAE). – Спб.:«Питер», 2004. – </w:t>
+      </w:r>
+      <w:commentRangeStart w:id="8"/>
+      <w:r>
+        <w:rPr>
+          <w:sz w:val="28"/>
+        </w:rPr>
+        <w:t>560с</w:t>
+      </w:r>
+      <w:commentRangeEnd w:id="8"/>
+      <w:r>
+        <w:rPr>
+          <w:rStyle w:val="a6"/>
+          <w:sz w:val="28"/>
+          <w:szCs w:val="22"/>
+        </w:rPr>
+        <w:commentReference w:id="8"/>
+      </w:r>
+      <w:r>
+        <w:rPr>
+          <w:sz w:val="28"/>
+        </w:rPr>
+        <w:t>.</w:t>
+      </w:r>
+      <w:bookmarkStart w:id="9" w:name="_bookmark18"/>
+      <w:bookmarkEnd w:id="9"/>
     </w:p>
     <w:sectPr>
       <w:pgSz w:w="11910" w:h="16840"/>
@@ -18922,8 +18819,180 @@
 </w:document>
 </file>
 
+<file path=word/comments.xml><?xml version="1.0" encoding="utf-8"?>
+<w:comments xmlns:wpc="http://schemas.microsoft.com/office/word/2010/wordprocessingCanvas" xmlns:cx="http://schemas.microsoft.com/office/drawing/2014/chartex" xmlns:cx1="http://schemas.microsoft.com/office/drawing/2015/9/8/chartex" xmlns:cx2="http://schemas.microsoft.com/office/drawing/2015/10/21/chartex" xmlns:cx3="http://schemas.microsoft.com/office/drawing/2016/5/9/chartex" xmlns:cx4="http://schemas.microsoft.com/office/drawing/2016/5/10/chartex" xmlns:cx5="http://schemas.microsoft.com/office/drawing/2016/5/11/chartex" xmlns:cx6="http://schemas.microsoft.com/office/drawing/2016/5/12/chartex" xmlns:cx7="http://schemas.microsoft.com/office/drawing/2016/5/13/chartex" xmlns:cx8="http://schemas.microsoft.com/office/drawing/2016/5/14/chartex" xmlns:mc="http://schemas.openxmlformats.org/markup-compatibility/2006" xmlns:aink="http://schemas.microsoft.com/office/drawing/2016/ink" xmlns:am3d="http://schemas.microsoft.com/office/drawing/2017/model3d" xmlns:o="urn:schemas-microsoft-com:office:office" xmlns:oel="http://schemas.microsoft.com/office/2019/extlst" xmlns:r="http://schemas.openxmlformats.org/officeDocument/2006/relationships" xmlns:m="http://schemas.openxmlformats.org/officeDocument/2006/math" xmlns:v="urn:schemas-microsoft-com:vml" xmlns:wp14="http://schemas.microsoft.com/office/word/2010/wordprocessingDrawing" xmlns:wp="http://schemas.openxmlformats.org/drawingml/2006/wordprocessingDrawing" xmlns:w10="urn:schemas-microsoft-com:office:word" xmlns:w="http://schemas.openxmlformats.org/wordprocessingml/2006/main" xmlns:w14="http://schemas.microsoft.com/office/word/2010/wordml" xmlns:w15="http://schemas.microsoft.com/office/word/2012/wordml" xmlns:w16cex="http://schemas.microsoft.com/office/word/2018/wordml/cex" xmlns:w16cid="http://schemas.microsoft.com/office/word/2016/wordml/cid" xmlns:w16="http://schemas.microsoft.com/office/word/2018/wordml" xmlns:w16du="http://schemas.microsoft.com/office/word/2023/wordml/word16du" xmlns:w16sdtdh="http://schemas.microsoft.com/office/word/2020/wordml/sdtdatahash" xmlns:w16sdtfl="http://schemas.microsoft.com/office/word/2024/wordml/sdtformatlock" xmlns:w16se="http://schemas.microsoft.com/office/word/2015/wordml/symex" xmlns:wpg="http://schemas.microsoft.com/office/word/2010/wordprocessingGroup" xmlns:wpi="http://schemas.microsoft.com/office/word/2010/wordprocessingInk" xmlns:wne="http://schemas.microsoft.com/office/word/2006/wordml" xmlns:wps="http://schemas.microsoft.com/office/word/2010/wordprocessingShape" mc:Ignorable="w14 w15 w16se w16cid w16 w16cex w16sdtdh w16sdtfl w16du wp14">
+  <w:comment w:id="1" w:author="Kalentyev Alexey" w:date="2026-09-16T09:00:00Z" w:initials="KA">
+    <w:p>
+      <w:pPr>
+        <w:pStyle w:val="a7"/>
+      </w:pPr>
+      <w:r>
+        <w:rPr>
+          <w:rStyle w:val="a6"/>
+        </w:rPr>
+        <w:annotationRef/>
+      </w:r>
+      <w:r>
+        <w:t>Единообразно</w:t>
+      </w:r>
+    </w:p>
+  </w:comment>
+  <w:comment w:id="2" w:author="Kalentyev Alexey" w:date="2026-09-16T08:57:00Z" w:initials="KA">
+    <w:p>
+      <w:pPr>
+        <w:pStyle w:val="a7"/>
+      </w:pPr>
+      <w:r>
+        <w:rPr>
+          <w:rStyle w:val="a6"/>
+        </w:rPr>
+        <w:annotationRef/>
+      </w:r>
+      <w:r>
+        <w:t>Повернуть и увеличить</w:t>
+      </w:r>
+    </w:p>
+  </w:comment>
+  <w:comment w:id="3" w:author="Kalentyev Alexey" w:date="2026-09-16T08:57:00Z" w:initials="KA">
+    <w:p>
+      <w:pPr>
+        <w:pStyle w:val="a7"/>
+      </w:pPr>
+      <w:r>
+        <w:rPr>
+          <w:rStyle w:val="a6"/>
+        </w:rPr>
+        <w:annotationRef/>
+      </w:r>
+      <w:r>
+        <w:t>Чертёж</w:t>
+      </w:r>
+    </w:p>
+  </w:comment>
+  <w:comment w:id="4" w:author="Kalentyev Alexey" w:date="2026-09-16T08:58:00Z" w:initials="KA">
+    <w:p>
+      <w:pPr>
+        <w:pStyle w:val="a7"/>
+      </w:pPr>
+      <w:r>
+        <w:rPr>
+          <w:rStyle w:val="a6"/>
+        </w:rPr>
+        <w:annotationRef/>
+      </w:r>
+      <w:r>
+        <w:t>?</w:t>
+      </w:r>
+    </w:p>
+  </w:comment>
+  <w:comment w:id="5" w:author="Kalentyev Alexey" w:date="2026-09-16T08:59:00Z" w:initials="KA">
+    <w:p>
+      <w:pPr>
+        <w:pStyle w:val="a7"/>
+      </w:pPr>
+      <w:r>
+        <w:rPr>
+          <w:rStyle w:val="a6"/>
+        </w:rPr>
+        <w:annotationRef/>
+      </w:r>
+      <w:r>
+        <w:t>?</w:t>
+      </w:r>
+    </w:p>
+  </w:comment>
+  <w:comment w:id="6" w:author="Kalentyev Alexey" w:date="2026-09-16T09:01:00Z" w:initials="KA">
+    <w:p>
+      <w:pPr>
+        <w:pStyle w:val="a7"/>
+      </w:pPr>
+      <w:r>
+        <w:rPr>
+          <w:rStyle w:val="a6"/>
+        </w:rPr>
+        <w:annotationRef/>
+      </w:r>
+      <w:r>
+        <w:t>Маркерный списко</w:t>
+      </w:r>
+    </w:p>
+  </w:comment>
+  <w:comment w:id="7" w:author="Kalentyev Alexey" w:date="2026-09-16T09:02:00Z" w:initials="KA">
+    <w:p>
+      <w:pPr>
+        <w:pStyle w:val="a7"/>
+      </w:pPr>
+      <w:r>
+        <w:rPr>
+          <w:rStyle w:val="a6"/>
+        </w:rPr>
+        <w:annotationRef/>
+      </w:r>
+      <w:r>
+        <w:t>Отступ</w:t>
+      </w:r>
+    </w:p>
+  </w:comment>
+  <w:comment w:id="8" w:author="Kalentyev Alexey" w:date="2026-09-16T09:03:00Z" w:initials="KA">
+    <w:p>
+      <w:pPr>
+        <w:pStyle w:val="a7"/>
+      </w:pPr>
+      <w:r>
+        <w:rPr>
+          <w:rStyle w:val="a6"/>
+        </w:rPr>
+        <w:annotationRef/>
+      </w:r>
+      <w:r>
+        <w:t>Номер страницы?</w:t>
+      </w:r>
+    </w:p>
+  </w:comment>
+</w:comments>
+</file>
+
+<file path=word/commentsExtended.xml><?xml version="1.0" encoding="utf-8"?>
+<w15:commentsEx xmlns:wpc="http://schemas.microsoft.com/office/word/2010/wordprocessingCanvas" xmlns:cx="http://schemas.microsoft.com/office/drawing/2014/chartex" xmlns:cx1="http://schemas.microsoft.com/office/drawing/2015/9/8/chartex" xmlns:cx2="http://schemas.microsoft.com/office/drawing/2015/10/21/chartex" xmlns:cx3="http://schemas.microsoft.com/office/drawing/2016/5/9/chartex" xmlns:cx4="http://schemas.microsoft.com/office/drawing/2016/5/10/chartex" xmlns:cx5="http://schemas.microsoft.com/office/drawing/2016/5/11/chartex" xmlns:cx6="http://schemas.microsoft.com/office/drawing/2016/5/12/chartex" xmlns:cx7="http://schemas.microsoft.com/office/drawing/2016/5/13/chartex" xmlns:cx8="http://schemas.microsoft.com/office/drawing/2016/5/14/chartex" xmlns:mc="http://schemas.openxmlformats.org/markup-compatibility/2006" xmlns:aink="http://schemas.microsoft.com/office/drawing/2016/ink" xmlns:am3d="http://schemas.microsoft.com/office/drawing/2017/model3d" xmlns:o="urn:schemas-microsoft-com:office:office" xmlns:oel="http://schemas.microsoft.com/office/2019/extlst" xmlns:r="http://schemas.openxmlformats.org/officeDocument/2006/relationships" xmlns:m="http://schemas.openxmlformats.org/officeDocument/2006/math" xmlns:v="urn:schemas-microsoft-com:vml" xmlns:wp14="http://schemas.microsoft.com/office/word/2010/wordprocessingDrawing" xmlns:wp="http://schemas.openxmlformats.org/drawingml/2006/wordprocessingDrawing" xmlns:w10="urn:schemas-microsoft-com:office:word" xmlns:w="http://schemas.openxmlformats.org/wordprocessingml/2006/main" xmlns:w14="http://schemas.microsoft.com/office/word/2010/wordml" xmlns:w15="http://schemas.microsoft.com/office/word/2012/wordml" xmlns:w16cex="http://schemas.microsoft.com/office/word/2018/wordml/cex" xmlns:w16cid="http://schemas.microsoft.com/office/word/2016/wordml/cid" xmlns:w16="http://schemas.microsoft.com/office/word/2018/wordml" xmlns:w16du="http://schemas.microsoft.com/office/word/2023/wordml/word16du" xmlns:w16sdtdh="http://schemas.microsoft.com/office/word/2020/wordml/sdtdatahash" xmlns:w16sdtfl="http://schemas.microsoft.com/office/word/2024/wordml/sdtformatlock" xmlns:w16se="http://schemas.microsoft.com/office/word/2015/wordml/symex" xmlns:wpg="http://schemas.microsoft.com/office/word/2010/wordprocessingGroup" xmlns:wpi="http://schemas.microsoft.com/office/word/2010/wordprocessingInk" xmlns:wne="http://schemas.microsoft.com/office/word/2006/wordml" xmlns:wps="http://schemas.microsoft.com/office/word/2010/wordprocessingShape" mc:Ignorable="w14 w15 w16se w16cid w16 w16cex w16sdtdh w16sdtfl w16du wp14">
+  <w15:commentEx w15:paraId="2697A546" w15:done="0"/>
+  <w15:commentEx w15:paraId="2F9C0FDA" w15:done="0"/>
+  <w15:commentEx w15:paraId="6ED62BB8" w15:done="0"/>
+  <w15:commentEx w15:paraId="61702EE2" w15:done="0"/>
+  <w15:commentEx w15:paraId="6AA2DB5B" w15:done="0"/>
+  <w15:commentEx w15:paraId="6E826181" w15:done="0"/>
+  <w15:commentEx w15:paraId="1846A950" w15:done="0"/>
+  <w15:commentEx w15:paraId="3139D15E" w15:done="0"/>
+</w15:commentsEx>
+</file>
+
+<file path=word/commentsExtensible.xml><?xml version="1.0" encoding="utf-8"?>
+<w16cex:commentsExtensible xmlns:wpc="http://schemas.microsoft.com/office/word/2010/wordprocessingCanvas" xmlns:cx="http://schemas.microsoft.com/office/drawing/2014/chartex" xmlns:cx1="http://schemas.microsoft.com/office/drawing/2015/9/8/chartex" xmlns:cx2="http://schemas.microsoft.com/office/drawing/2015/10/21/chartex" xmlns:cx3="http://schemas.microsoft.com/office/drawing/2016/5/9/chartex" xmlns:cx4="http://schemas.microsoft.com/office/drawing/2016/5/10/chartex" xmlns:cx5="http://schemas.microsoft.com/office/drawing/2016/5/11/chartex" xmlns:cx6="http://schemas.microsoft.com/office/drawing/2016/5/12/chartex" xmlns:cx7="http://schemas.microsoft.com/office/drawing/2016/5/13/chartex" xmlns:cx8="http://schemas.microsoft.com/office/drawing/2016/5/14/chartex" xmlns:cr="http://schemas.microsoft.com/office/comments/2020/reactions" xmlns:mc="http://schemas.openxmlformats.org/markup-compatibility/2006" xmlns:aink="http://schemas.microsoft.com/office/drawing/2016/ink" xmlns:am3d="http://schemas.microsoft.com/office/drawing/2017/model3d" xmlns:o="urn:schemas-microsoft-com:office:office" xmlns:oel="http://schemas.microsoft.com/office/2019/extlst" xmlns:r="http://schemas.openxmlformats.org/officeDocument/2006/relationships" xmlns:m="http://schemas.openxmlformats.org/officeDocument/2006/math" xmlns:v="urn:schemas-microsoft-com:vml" xmlns:wp14="http://schemas.microsoft.com/office/word/2010/wordprocessingDrawing" xmlns:wp="http://schemas.openxmlformats.org/drawingml/2006/wordprocessingDrawing" xmlns:w10="urn:schemas-microsoft-com:office:word" xmlns:w="http://schemas.openxmlformats.org/wordprocessingml/2006/main" xmlns:w14="http://schemas.microsoft.com/office/word/2010/wordml" xmlns:w15="http://schemas.microsoft.com/office/word/2012/wordml" xmlns:w16cex="http://schemas.microsoft.com/office/word/2018/wordml/cex" xmlns:w16cid="http://schemas.microsoft.com/office/word/2016/wordml/cid" xmlns:w16="http://schemas.microsoft.com/office/word/2018/wordml" xmlns:w16du="http://schemas.microsoft.com/office/word/2023/wordml/word16du" xmlns:w16sdtdh="http://schemas.microsoft.com/office/word/2020/wordml/sdtdatahash" xmlns:w16sdtfl="http://schemas.microsoft.com/office/word/2024/wordml/sdtformatlock" xmlns:w16se="http://schemas.microsoft.com/office/word/2015/wordml/symex" xmlns:wpg="http://schemas.microsoft.com/office/word/2010/wordprocessingGroup" xmlns:wpi="http://schemas.microsoft.com/office/word/2010/wordprocessingInk" xmlns:wne="http://schemas.microsoft.com/office/word/2006/wordml" xmlns:wps="http://schemas.microsoft.com/office/word/2010/wordprocessingShape" mc:Ignorable="w14 w15 w16se w16cid w16 w16cex w16sdtdh w16sdtfl cr w16du wp14">
+  <w16cex:commentExtensible w16cex:durableId="4301866F" w16cex:dateUtc="2026-09-16T02:00:00Z"/>
+  <w16cex:commentExtensible w16cex:durableId="3A2CE5FB" w16cex:dateUtc="2026-09-16T01:57:00Z"/>
+  <w16cex:commentExtensible w16cex:durableId="0600AAE8" w16cex:dateUtc="2026-09-16T01:57:00Z"/>
+  <w16cex:commentExtensible w16cex:durableId="6B87479C" w16cex:dateUtc="2026-09-16T01:58:00Z"/>
+  <w16cex:commentExtensible w16cex:durableId="4CF103DC" w16cex:dateUtc="2026-09-16T01:59:00Z"/>
+  <w16cex:commentExtensible w16cex:durableId="0BF35D4F" w16cex:dateUtc="2026-09-16T02:01:00Z"/>
+  <w16cex:commentExtensible w16cex:durableId="67BE89ED" w16cex:dateUtc="2026-09-16T02:02:00Z"/>
+  <w16cex:commentExtensible w16cex:durableId="771CA9A3" w16cex:dateUtc="2026-09-16T02:03:00Z"/>
+</w16cex:commentsExtensible>
+</file>
+
+<file path=word/commentsIds.xml><?xml version="1.0" encoding="utf-8"?>
+<w16cid:commentsIds xmlns:wpc="http://schemas.microsoft.com/office/word/2010/wordprocessingCanvas" xmlns:cx="http://schemas.microsoft.com/office/drawing/2014/chartex" xmlns:cx1="http://schemas.microsoft.com/office/drawing/2015/9/8/chartex" xmlns:cx2="http://schemas.microsoft.com/office/drawing/2015/10/21/chartex" xmlns:cx3="http://schemas.microsoft.com/office/drawing/2016/5/9/chartex" xmlns:cx4="http://schemas.microsoft.com/office/drawing/2016/5/10/chartex" xmlns:cx5="http://schemas.microsoft.com/office/drawing/2016/5/11/chartex" xmlns:cx6="http://schemas.microsoft.com/office/drawing/2016/5/12/chartex" xmlns:cx7="http://schemas.microsoft.com/office/drawing/2016/5/13/chartex" xmlns:cx8="http://schemas.microsoft.com/office/drawing/2016/5/14/chartex" xmlns:mc="http://schemas.openxmlformats.org/markup-compatibility/2006" xmlns:aink="http://schemas.microsoft.com/office/drawing/2016/ink" xmlns:am3d="http://schemas.microsoft.com/office/drawing/2017/model3d" xmlns:o="urn:schemas-microsoft-com:office:office" xmlns:oel="http://schemas.microsoft.com/office/2019/extlst" xmlns:r="http://schemas.openxmlformats.org/officeDocument/2006/relationships" xmlns:m="http://schemas.openxmlformats.org/officeDocument/2006/math" xmlns:v="urn:schemas-microsoft-com:vml" xmlns:wp14="http://schemas.microsoft.com/office/word/2010/wordprocessingDrawing" xmlns:wp="http://schemas.openxmlformats.org/drawingml/2006/wordprocessingDrawing" xmlns:w10="urn:schemas-microsoft-com:office:word" xmlns:w="http://schemas.openxmlformats.org/wordprocessingml/2006/main" xmlns:w14="http://schemas.microsoft.com/office/word/2010/wordml" xmlns:w15="http://schemas.microsoft.com/office/word/2012/wordml" xmlns:w16cex="http://schemas.microsoft.com/office/word/2018/wordml/cex" xmlns:w16cid="http://schemas.microsoft.com/office/word/2016/wordml/cid" xmlns:w16="http://schemas.microsoft.com/office/word/2018/wordml" xmlns:w16du="http://schemas.microsoft.com/office/word/2023/wordml/word16du" xmlns:w16sdtdh="http://schemas.microsoft.com/office/word/2020/wordml/sdtdatahash" xmlns:w16sdtfl="http://schemas.microsoft.com/office/word/2024/wordml/sdtformatlock" xmlns:w16se="http://schemas.microsoft.com/office/word/2015/wordml/symex" xmlns:wpg="http://schemas.microsoft.com/office/word/2010/wordprocessingGroup" xmlns:wpi="http://schemas.microsoft.com/office/word/2010/wordprocessingInk" xmlns:wne="http://schemas.microsoft.com/office/word/2006/wordml" xmlns:wps="http://schemas.microsoft.com/office/word/2010/wordprocessingShape" mc:Ignorable="w14 w15 w16se w16cid w16 w16cex w16sdtdh w16sdtfl w16du wp14">
+  <w16cid:commentId w16cid:paraId="2697A546" w16cid:durableId="4301866F"/>
+  <w16cid:commentId w16cid:paraId="2F9C0FDA" w16cid:durableId="3A2CE5FB"/>
+  <w16cid:commentId w16cid:paraId="6ED62BB8" w16cid:durableId="0600AAE8"/>
+  <w16cid:commentId w16cid:paraId="61702EE2" w16cid:durableId="6B87479C"/>
+  <w16cid:commentId w16cid:paraId="6AA2DB5B" w16cid:durableId="4CF103DC"/>
+  <w16cid:commentId w16cid:paraId="6E826181" w16cid:durableId="0BF35D4F"/>
+  <w16cid:commentId w16cid:paraId="1846A950" w16cid:durableId="67BE89ED"/>
+  <w16cid:commentId w16cid:paraId="3139D15E" w16cid:durableId="771CA9A3"/>
+</w16cid:commentsIds>
+</file>
+
 <file path=word/endnotes.xml><?xml version="1.0" encoding="utf-8"?>
-<w:endnotes xmlns:wpc="http://schemas.microsoft.com/office/word/2010/wordprocessingCanvas" xmlns:cx="http://schemas.microsoft.com/office/drawing/2014/chartex" xmlns:cx1="http://schemas.microsoft.com/office/drawing/2015/9/8/chartex" xmlns:cx2="http://schemas.microsoft.com/office/drawing/2015/10/21/chartex" xmlns:cx3="http://schemas.microsoft.com/office/drawing/2016/5/9/chartex" xmlns:cx4="http://schemas.microsoft.com/office/drawing/2016/5/10/chartex" xmlns:cx5="http://schemas.microsoft.com/office/drawing/2016/5/11/chartex" xmlns:cx6="http://schemas.microsoft.com/office/drawing/2016/5/12/chartex" xmlns:cx7="http://schemas.microsoft.com/office/drawing/2016/5/13/chartex" xmlns:cx8="http://schemas.microsoft.com/office/drawing/2016/5/14/chartex" xmlns:mc="http://schemas.openxmlformats.org/markup-compatibility/2006" xmlns:aink="http://schemas.microsoft.com/office/drawing/2016/ink" xmlns:am3d="http://schemas.microsoft.com/office/drawing/2017/model3d" xmlns:o="urn:schemas-microsoft-com:office:office" xmlns:oel="http://schemas.microsoft.com/office/2019/extlst" xmlns:r="http://schemas.openxmlformats.org/officeDocument/2006/relationships" xmlns:m="http://schemas.openxmlformats.org/officeDocument/2006/math" xmlns:v="urn:schemas-microsoft-com:vml" xmlns:wp14="http://schemas.microsoft.com/office/word/2010/wordprocessingDrawing" xmlns:wp="http://schemas.openxmlformats.org/drawingml/2006/wordprocessingDrawing" xmlns:w10="urn:schemas-microsoft-com:office:word" xmlns:w="http://schemas.openxmlformats.org/wordprocessingml/2006/main" xmlns:w14="http://schemas.microsoft.com/office/word/2010/wordml" xmlns:w15="http://schemas.microsoft.com/office/word/2012/wordml" xmlns:w16cex="http://schemas.microsoft.com/office/word/2018/wordml/cex" xmlns:w16cid="http://schemas.microsoft.com/office/word/2016/wordml/cid" xmlns:w16="http://schemas.microsoft.com/office/word/2018/wordml" xmlns:w16sdtdh="http://schemas.microsoft.com/office/word/2020/wordml/sdtdatahash" xmlns:w16se="http://schemas.microsoft.com/office/word/2015/wordml/symex" xmlns:wpg="http://schemas.microsoft.com/office/word/2010/wordprocessingGroup" xmlns:wpi="http://schemas.microsoft.com/office/word/2010/wordprocessingInk" xmlns:wne="http://schemas.microsoft.com/office/word/2006/wordml" xmlns:wps="http://schemas.microsoft.com/office/word/2010/wordprocessingShape" mc:Ignorable="w14 w15 w16se w16cid w16 w16cex w16sdtdh wp14">
+<w:endnotes xmlns:wpc="http://schemas.microsoft.com/office/word/2010/wordprocessingCanvas" xmlns:cx="http://schemas.microsoft.com/office/drawing/2014/chartex" xmlns:cx1="http://schemas.microsoft.com/office/drawing/2015/9/8/chartex" xmlns:cx2="http://schemas.microsoft.com/office/drawing/2015/10/21/chartex" xmlns:cx3="http://schemas.microsoft.com/office/drawing/2016/5/9/chartex" xmlns:cx4="http://schemas.microsoft.com/office/drawing/2016/5/10/chartex" xmlns:cx5="http://schemas.microsoft.com/office/drawing/2016/5/11/chartex" xmlns:cx6="http://schemas.microsoft.com/office/drawing/2016/5/12/chartex" xmlns:cx7="http://schemas.microsoft.com/office/drawing/2016/5/13/chartex" xmlns:cx8="http://schemas.microsoft.com/office/drawing/2016/5/14/chartex" xmlns:mc="http://schemas.openxmlformats.org/markup-compatibility/2006" xmlns:aink="http://schemas.microsoft.com/office/drawing/2016/ink" xmlns:am3d="http://schemas.microsoft.com/office/drawing/2017/model3d" xmlns:o="urn:schemas-microsoft-com:office:office" xmlns:oel="http://schemas.microsoft.com/office/2019/extlst" xmlns:r="http://schemas.openxmlformats.org/officeDocument/2006/relationships" xmlns:m="http://schemas.openxmlformats.org/officeDocument/2006/math" xmlns:v="urn:schemas-microsoft-com:vml" xmlns:wp14="http://schemas.microsoft.com/office/word/2010/wordprocessingDrawing" xmlns:wp="http://schemas.openxmlformats.org/drawingml/2006/wordprocessingDrawing" xmlns:w10="urn:schemas-microsoft-com:office:word" xmlns:w="http://schemas.openxmlformats.org/wordprocessingml/2006/main" xmlns:w14="http://schemas.microsoft.com/office/word/2010/wordml" xmlns:w15="http://schemas.microsoft.com/office/word/2012/wordml" xmlns:w16cex="http://schemas.microsoft.com/office/word/2018/wordml/cex" xmlns:w16cid="http://schemas.microsoft.com/office/word/2016/wordml/cid" xmlns:w16="http://schemas.microsoft.com/office/word/2018/wordml" xmlns:w16du="http://schemas.microsoft.com/office/word/2023/wordml/word16du" xmlns:w16sdtdh="http://schemas.microsoft.com/office/word/2020/wordml/sdtdatahash" xmlns:w16sdtfl="http://schemas.microsoft.com/office/word/2024/wordml/sdtformatlock" xmlns:w16se="http://schemas.microsoft.com/office/word/2015/wordml/symex" xmlns:wpg="http://schemas.microsoft.com/office/word/2010/wordprocessingGroup" xmlns:wpi="http://schemas.microsoft.com/office/word/2010/wordprocessingInk" xmlns:wne="http://schemas.microsoft.com/office/word/2006/wordml" xmlns:wps="http://schemas.microsoft.com/office/word/2010/wordprocessingShape" mc:Ignorable="w14 w15 w16se w16cid w16 w16cex w16sdtdh w16sdtfl w16du wp14">
   <w:endnote w:type="separator" w:id="-1">
     <w:p>
       <w:r>
@@ -18942,7 +19011,7 @@
 </file>
 
 <file path=word/footer1.xml><?xml version="1.0" encoding="utf-8"?>
-<w:ftr xmlns:wpc="http://schemas.microsoft.com/office/word/2010/wordprocessingCanvas" xmlns:cx="http://schemas.microsoft.com/office/drawing/2014/chartex" xmlns:cx1="http://schemas.microsoft.com/office/drawing/2015/9/8/chartex" xmlns:cx2="http://schemas.microsoft.com/office/drawing/2015/10/21/chartex" xmlns:cx3="http://schemas.microsoft.com/office/drawing/2016/5/9/chartex" xmlns:cx4="http://schemas.microsoft.com/office/drawing/2016/5/10/chartex" xmlns:cx5="http://schemas.microsoft.com/office/drawing/2016/5/11/chartex" xmlns:cx6="http://schemas.microsoft.com/office/drawing/2016/5/12/chartex" xmlns:cx7="http://schemas.microsoft.com/office/drawing/2016/5/13/chartex" xmlns:cx8="http://schemas.microsoft.com/office/drawing/2016/5/14/chartex" xmlns:mc="http://schemas.openxmlformats.org/markup-compatibility/2006" xmlns:aink="http://schemas.microsoft.com/office/drawing/2016/ink" xmlns:am3d="http://schemas.microsoft.com/office/drawing/2017/model3d" xmlns:o="urn:schemas-microsoft-com:office:office" xmlns:oel="http://schemas.microsoft.com/office/2019/extlst" xmlns:r="http://schemas.openxmlformats.org/officeDocument/2006/relationships" xmlns:m="http://schemas.openxmlformats.org/officeDocument/2006/math" xmlns:v="urn:schemas-microsoft-com:vml" xmlns:wp14="http://schemas.microsoft.com/office/word/2010/wordprocessingDrawing" xmlns:wp="http://schemas.openxmlformats.org/drawingml/2006/wordprocessingDrawing" xmlns:w10="urn:schemas-microsoft-com:office:word" xmlns:w="http://schemas.openxmlformats.org/wordprocessingml/2006/main" xmlns:w14="http://schemas.microsoft.com/office/word/2010/wordml" xmlns:w15="http://schemas.microsoft.com/office/word/2012/wordml" xmlns:w16cex="http://schemas.microsoft.com/office/word/2018/wordml/cex" xmlns:w16cid="http://schemas.microsoft.com/office/word/2016/wordml/cid" xmlns:w16="http://schemas.microsoft.com/office/word/2018/wordml" xmlns:w16sdtdh="http://schemas.microsoft.com/office/word/2020/wordml/sdtdatahash" xmlns:w16se="http://schemas.microsoft.com/office/word/2015/wordml/symex" xmlns:wpg="http://schemas.microsoft.com/office/word/2010/wordprocessingGroup" xmlns:wpi="http://schemas.microsoft.com/office/word/2010/wordprocessingInk" xmlns:wne="http://schemas.microsoft.com/office/word/2006/wordml" xmlns:wps="http://schemas.microsoft.com/office/word/2010/wordprocessingShape" mc:Ignorable="w14 w15 w16se w16cid w16 w16cex w16sdtdh wp14">
+<w:ftr xmlns:wpc="http://schemas.microsoft.com/office/word/2010/wordprocessingCanvas" xmlns:cx="http://schemas.microsoft.com/office/drawing/2014/chartex" xmlns:cx1="http://schemas.microsoft.com/office/drawing/2015/9/8/chartex" xmlns:cx2="http://schemas.microsoft.com/office/drawing/2015/10/21/chartex" xmlns:cx3="http://schemas.microsoft.com/office/drawing/2016/5/9/chartex" xmlns:cx4="http://schemas.microsoft.com/office/drawing/2016/5/10/chartex" xmlns:cx5="http://schemas.microsoft.com/office/drawing/2016/5/11/chartex" xmlns:cx6="http://schemas.microsoft.com/office/drawing/2016/5/12/chartex" xmlns:cx7="http://schemas.microsoft.com/office/drawing/2016/5/13/chartex" xmlns:cx8="http://schemas.microsoft.com/office/drawing/2016/5/14/chartex" xmlns:mc="http://schemas.openxmlformats.org/markup-compatibility/2006" xmlns:aink="http://schemas.microsoft.com/office/drawing/2016/ink" xmlns:am3d="http://schemas.microsoft.com/office/drawing/2017/model3d" xmlns:o="urn:schemas-microsoft-com:office:office" xmlns:oel="http://schemas.microsoft.com/office/2019/extlst" xmlns:r="http://schemas.openxmlformats.org/officeDocument/2006/relationships" xmlns:m="http://schemas.openxmlformats.org/officeDocument/2006/math" xmlns:v="urn:schemas-microsoft-com:vml" xmlns:wp14="http://schemas.microsoft.com/office/word/2010/wordprocessingDrawing" xmlns:wp="http://schemas.openxmlformats.org/drawingml/2006/wordprocessingDrawing" xmlns:w10="urn:schemas-microsoft-com:office:word" xmlns:w="http://schemas.openxmlformats.org/wordprocessingml/2006/main" xmlns:w14="http://schemas.microsoft.com/office/word/2010/wordml" xmlns:w15="http://schemas.microsoft.com/office/word/2012/wordml" xmlns:w16cex="http://schemas.microsoft.com/office/word/2018/wordml/cex" xmlns:w16cid="http://schemas.microsoft.com/office/word/2016/wordml/cid" xmlns:w16="http://schemas.microsoft.com/office/word/2018/wordml" xmlns:w16du="http://schemas.microsoft.com/office/word/2023/wordml/word16du" xmlns:w16sdtdh="http://schemas.microsoft.com/office/word/2020/wordml/sdtdatahash" xmlns:w16sdtfl="http://schemas.microsoft.com/office/word/2024/wordml/sdtformatlock" xmlns:w16se="http://schemas.microsoft.com/office/word/2015/wordml/symex" xmlns:wpg="http://schemas.microsoft.com/office/word/2010/wordprocessingGroup" xmlns:wpi="http://schemas.microsoft.com/office/word/2010/wordprocessingInk" xmlns:wne="http://schemas.microsoft.com/office/word/2006/wordml" xmlns:wps="http://schemas.microsoft.com/office/word/2010/wordprocessingShape" mc:Ignorable="w14 w15 w16se w16cid w16 w16cex w16sdtdh w16sdtfl w16du wp14">
   <w:p>
     <w:pPr>
       <w:pStyle w:val="a3"/>
@@ -19098,7 +19167,7 @@
 </file>
 
 <file path=word/footer2.xml><?xml version="1.0" encoding="utf-8"?>
-<w:ftr xmlns:wpc="http://schemas.microsoft.com/office/word/2010/wordprocessingCanvas" xmlns:cx="http://schemas.microsoft.com/office/drawing/2014/chartex" xmlns:cx1="http://schemas.microsoft.com/office/drawing/2015/9/8/chartex" xmlns:cx2="http://schemas.microsoft.com/office/drawing/2015/10/21/chartex" xmlns:cx3="http://schemas.microsoft.com/office/drawing/2016/5/9/chartex" xmlns:cx4="http://schemas.microsoft.com/office/drawing/2016/5/10/chartex" xmlns:cx5="http://schemas.microsoft.com/office/drawing/2016/5/11/chartex" xmlns:cx6="http://schemas.microsoft.com/office/drawing/2016/5/12/chartex" xmlns:cx7="http://schemas.microsoft.com/office/drawing/2016/5/13/chartex" xmlns:cx8="http://schemas.microsoft.com/office/drawing/2016/5/14/chartex" xmlns:mc="http://schemas.openxmlformats.org/markup-compatibility/2006" xmlns:aink="http://schemas.microsoft.com/office/drawing/2016/ink" xmlns:am3d="http://schemas.microsoft.com/office/drawing/2017/model3d" xmlns:o="urn:schemas-microsoft-com:office:office" xmlns:oel="http://schemas.microsoft.com/office/2019/extlst" xmlns:r="http://schemas.openxmlformats.org/officeDocument/2006/relationships" xmlns:m="http://schemas.openxmlformats.org/officeDocument/2006/math" xmlns:v="urn:schemas-microsoft-com:vml" xmlns:wp14="http://schemas.microsoft.com/office/word/2010/wordprocessingDrawing" xmlns:wp="http://schemas.openxmlformats.org/drawingml/2006/wordprocessingDrawing" xmlns:w10="urn:schemas-microsoft-com:office:word" xmlns:w="http://schemas.openxmlformats.org/wordprocessingml/2006/main" xmlns:w14="http://schemas.microsoft.com/office/word/2010/wordml" xmlns:w15="http://schemas.microsoft.com/office/word/2012/wordml" xmlns:w16cex="http://schemas.microsoft.com/office/word/2018/wordml/cex" xmlns:w16cid="http://schemas.microsoft.com/office/word/2016/wordml/cid" xmlns:w16="http://schemas.microsoft.com/office/word/2018/wordml" xmlns:w16sdtdh="http://schemas.microsoft.com/office/word/2020/wordml/sdtdatahash" xmlns:w16se="http://schemas.microsoft.com/office/word/2015/wordml/symex" xmlns:wpg="http://schemas.microsoft.com/office/word/2010/wordprocessingGroup" xmlns:wpi="http://schemas.microsoft.com/office/word/2010/wordprocessingInk" xmlns:wne="http://schemas.microsoft.com/office/word/2006/wordml" xmlns:wps="http://schemas.microsoft.com/office/word/2010/wordprocessingShape" mc:Ignorable="w14 w15 w16se w16cid w16 w16cex w16sdtdh wp14">
+<w:ftr xmlns:wpc="http://schemas.microsoft.com/office/word/2010/wordprocessingCanvas" xmlns:cx="http://schemas.microsoft.com/office/drawing/2014/chartex" xmlns:cx1="http://schemas.microsoft.com/office/drawing/2015/9/8/chartex" xmlns:cx2="http://schemas.microsoft.com/office/drawing/2015/10/21/chartex" xmlns:cx3="http://schemas.microsoft.com/office/drawing/2016/5/9/chartex" xmlns:cx4="http://schemas.microsoft.com/office/drawing/2016/5/10/chartex" xmlns:cx5="http://schemas.microsoft.com/office/drawing/2016/5/11/chartex" xmlns:cx6="http://schemas.microsoft.com/office/drawing/2016/5/12/chartex" xmlns:cx7="http://schemas.microsoft.com/office/drawing/2016/5/13/chartex" xmlns:cx8="http://schemas.microsoft.com/office/drawing/2016/5/14/chartex" xmlns:mc="http://schemas.openxmlformats.org/markup-compatibility/2006" xmlns:aink="http://schemas.microsoft.com/office/drawing/2016/ink" xmlns:am3d="http://schemas.microsoft.com/office/drawing/2017/model3d" xmlns:o="urn:schemas-microsoft-com:office:office" xmlns:oel="http://schemas.microsoft.com/office/2019/extlst" xmlns:r="http://schemas.openxmlformats.org/officeDocument/2006/relationships" xmlns:m="http://schemas.openxmlformats.org/officeDocument/2006/math" xmlns:v="urn:schemas-microsoft-com:vml" xmlns:wp14="http://schemas.microsoft.com/office/word/2010/wordprocessingDrawing" xmlns:wp="http://schemas.openxmlformats.org/drawingml/2006/wordprocessingDrawing" xmlns:w10="urn:schemas-microsoft-com:office:word" xmlns:w="http://schemas.openxmlformats.org/wordprocessingml/2006/main" xmlns:w14="http://schemas.microsoft.com/office/word/2010/wordml" xmlns:w15="http://schemas.microsoft.com/office/word/2012/wordml" xmlns:w16cex="http://schemas.microsoft.com/office/word/2018/wordml/cex" xmlns:w16cid="http://schemas.microsoft.com/office/word/2016/wordml/cid" xmlns:w16="http://schemas.microsoft.com/office/word/2018/wordml" xmlns:w16du="http://schemas.microsoft.com/office/word/2023/wordml/word16du" xmlns:w16sdtdh="http://schemas.microsoft.com/office/word/2020/wordml/sdtdatahash" xmlns:w16sdtfl="http://schemas.microsoft.com/office/word/2024/wordml/sdtformatlock" xmlns:w16se="http://schemas.microsoft.com/office/word/2015/wordml/symex" xmlns:wpg="http://schemas.microsoft.com/office/word/2010/wordprocessingGroup" xmlns:wpi="http://schemas.microsoft.com/office/word/2010/wordprocessingInk" xmlns:wne="http://schemas.microsoft.com/office/word/2006/wordml" xmlns:wps="http://schemas.microsoft.com/office/word/2010/wordprocessingShape" mc:Ignorable="w14 w15 w16se w16cid w16 w16cex w16sdtdh w16sdtfl w16du wp14">
   <w:p>
     <w:pPr>
       <w:pStyle w:val="a3"/>
@@ -19112,7 +19181,7 @@
 </file>
 
 <file path=word/footer3.xml><?xml version="1.0" encoding="utf-8"?>
-<w:ftr xmlns:wpc="http://schemas.microsoft.com/office/word/2010/wordprocessingCanvas" xmlns:cx="http://schemas.microsoft.com/office/drawing/2014/chartex" xmlns:cx1="http://schemas.microsoft.com/office/drawing/2015/9/8/chartex" xmlns:cx2="http://schemas.microsoft.com/office/drawing/2015/10/21/chartex" xmlns:cx3="http://schemas.microsoft.com/office/drawing/2016/5/9/chartex" xmlns:cx4="http://schemas.microsoft.com/office/drawing/2016/5/10/chartex" xmlns:cx5="http://schemas.microsoft.com/office/drawing/2016/5/11/chartex" xmlns:cx6="http://schemas.microsoft.com/office/drawing/2016/5/12/chartex" xmlns:cx7="http://schemas.microsoft.com/office/drawing/2016/5/13/chartex" xmlns:cx8="http://schemas.microsoft.com/office/drawing/2016/5/14/chartex" xmlns:mc="http://schemas.openxmlformats.org/markup-compatibility/2006" xmlns:aink="http://schemas.microsoft.com/office/drawing/2016/ink" xmlns:am3d="http://schemas.microsoft.com/office/drawing/2017/model3d" xmlns:o="urn:schemas-microsoft-com:office:office" xmlns:oel="http://schemas.microsoft.com/office/2019/extlst" xmlns:r="http://schemas.openxmlformats.org/officeDocument/2006/relationships" xmlns:m="http://schemas.openxmlformats.org/officeDocument/2006/math" xmlns:v="urn:schemas-microsoft-com:vml" xmlns:wp14="http://schemas.microsoft.com/office/word/2010/wordprocessingDrawing" xmlns:wp="http://schemas.openxmlformats.org/drawingml/2006/wordprocessingDrawing" xmlns:w10="urn:schemas-microsoft-com:office:word" xmlns:w="http://schemas.openxmlformats.org/wordprocessingml/2006/main" xmlns:w14="http://schemas.microsoft.com/office/word/2010/wordml" xmlns:w15="http://schemas.microsoft.com/office/word/2012/wordml" xmlns:w16cex="http://schemas.microsoft.com/office/word/2018/wordml/cex" xmlns:w16cid="http://schemas.microsoft.com/office/word/2016/wordml/cid" xmlns:w16="http://schemas.microsoft.com/office/word/2018/wordml" xmlns:w16sdtdh="http://schemas.microsoft.com/office/word/2020/wordml/sdtdatahash" xmlns:w16se="http://schemas.microsoft.com/office/word/2015/wordml/symex" xmlns:wpg="http://schemas.microsoft.com/office/word/2010/wordprocessingGroup" xmlns:wpi="http://schemas.microsoft.com/office/word/2010/wordprocessingInk" xmlns:wne="http://schemas.microsoft.com/office/word/2006/wordml" xmlns:wps="http://schemas.microsoft.com/office/word/2010/wordprocessingShape" mc:Ignorable="w14 w15 w16se w16cid w16 w16cex w16sdtdh wp14">
+<w:ftr xmlns:wpc="http://schemas.microsoft.com/office/word/2010/wordprocessingCanvas" xmlns:cx="http://schemas.microsoft.com/office/drawing/2014/chartex" xmlns:cx1="http://schemas.microsoft.com/office/drawing/2015/9/8/chartex" xmlns:cx2="http://schemas.microsoft.com/office/drawing/2015/10/21/chartex" xmlns:cx3="http://schemas.microsoft.com/office/drawing/2016/5/9/chartex" xmlns:cx4="http://schemas.microsoft.com/office/drawing/2016/5/10/chartex" xmlns:cx5="http://schemas.microsoft.com/office/drawing/2016/5/11/chartex" xmlns:cx6="http://schemas.microsoft.com/office/drawing/2016/5/12/chartex" xmlns:cx7="http://schemas.microsoft.com/office/drawing/2016/5/13/chartex" xmlns:cx8="http://schemas.microsoft.com/office/drawing/2016/5/14/chartex" xmlns:mc="http://schemas.openxmlformats.org/markup-compatibility/2006" xmlns:aink="http://schemas.microsoft.com/office/drawing/2016/ink" xmlns:am3d="http://schemas.microsoft.com/office/drawing/2017/model3d" xmlns:o="urn:schemas-microsoft-com:office:office" xmlns:oel="http://schemas.microsoft.com/office/2019/extlst" xmlns:r="http://schemas.openxmlformats.org/officeDocument/2006/relationships" xmlns:m="http://schemas.openxmlformats.org/officeDocument/2006/math" xmlns:v="urn:schemas-microsoft-com:vml" xmlns:wp14="http://schemas.microsoft.com/office/word/2010/wordprocessingDrawing" xmlns:wp="http://schemas.openxmlformats.org/drawingml/2006/wordprocessingDrawing" xmlns:w10="urn:schemas-microsoft-com:office:word" xmlns:w="http://schemas.openxmlformats.org/wordprocessingml/2006/main" xmlns:w14="http://schemas.microsoft.com/office/word/2010/wordml" xmlns:w15="http://schemas.microsoft.com/office/word/2012/wordml" xmlns:w16cex="http://schemas.microsoft.com/office/word/2018/wordml/cex" xmlns:w16cid="http://schemas.microsoft.com/office/word/2016/wordml/cid" xmlns:w16="http://schemas.microsoft.com/office/word/2018/wordml" xmlns:w16du="http://schemas.microsoft.com/office/word/2023/wordml/word16du" xmlns:w16sdtdh="http://schemas.microsoft.com/office/word/2020/wordml/sdtdatahash" xmlns:w16sdtfl="http://schemas.microsoft.com/office/word/2024/wordml/sdtformatlock" xmlns:w16se="http://schemas.microsoft.com/office/word/2015/wordml/symex" xmlns:wpg="http://schemas.microsoft.com/office/word/2010/wordprocessingGroup" xmlns:wpi="http://schemas.microsoft.com/office/word/2010/wordprocessingInk" xmlns:wne="http://schemas.microsoft.com/office/word/2006/wordml" xmlns:wps="http://schemas.microsoft.com/office/word/2010/wordprocessingShape" mc:Ignorable="w14 w15 w16se w16cid w16 w16cex w16sdtdh w16sdtfl w16du wp14">
   <w:p>
     <w:pPr>
       <w:pStyle w:val="a3"/>
@@ -19268,7 +19337,7 @@
 </file>
 
 <file path=word/footnotes.xml><?xml version="1.0" encoding="utf-8"?>
-<w:footnotes xmlns:wpc="http://schemas.microsoft.com/office/word/2010/wordprocessingCanvas" xmlns:cx="http://schemas.microsoft.com/office/drawing/2014/chartex" xmlns:cx1="http://schemas.microsoft.com/office/drawing/2015/9/8/chartex" xmlns:cx2="http://schemas.microsoft.com/office/drawing/2015/10/21/chartex" xmlns:cx3="http://schemas.microsoft.com/office/drawing/2016/5/9/chartex" xmlns:cx4="http://schemas.microsoft.com/office/drawing/2016/5/10/chartex" xmlns:cx5="http://schemas.microsoft.com/office/drawing/2016/5/11/chartex" xmlns:cx6="http://schemas.microsoft.com/office/drawing/2016/5/12/chartex" xmlns:cx7="http://schemas.microsoft.com/office/drawing/2016/5/13/chartex" xmlns:cx8="http://schemas.microsoft.com/office/drawing/2016/5/14/chartex" xmlns:mc="http://schemas.openxmlformats.org/markup-compatibility/2006" xmlns:aink="http://schemas.microsoft.com/office/drawing/2016/ink" xmlns:am3d="http://schemas.microsoft.com/office/drawing/2017/model3d" xmlns:o="urn:schemas-microsoft-com:office:office" xmlns:oel="http://schemas.microsoft.com/office/2019/extlst" xmlns:r="http://schemas.openxmlformats.org/officeDocument/2006/relationships" xmlns:m="http://schemas.openxmlformats.org/officeDocument/2006/math" xmlns:v="urn:schemas-microsoft-com:vml" xmlns:wp14="http://schemas.microsoft.com/office/word/2010/wordprocessingDrawing" xmlns:wp="http://schemas.openxmlformats.org/drawingml/2006/wordprocessingDrawing" xmlns:w10="urn:schemas-microsoft-com:office:word" xmlns:w="http://schemas.openxmlformats.org/wordprocessingml/2006/main" xmlns:w14="http://schemas.microsoft.com/office/word/2010/wordml" xmlns:w15="http://schemas.microsoft.com/office/word/2012/wordml" xmlns:w16cex="http://schemas.microsoft.com/office/word/2018/wordml/cex" xmlns:w16cid="http://schemas.microsoft.com/office/word/2016/wordml/cid" xmlns:w16="http://schemas.microsoft.com/office/word/2018/wordml" xmlns:w16sdtdh="http://schemas.microsoft.com/office/word/2020/wordml/sdtdatahash" xmlns:w16se="http://schemas.microsoft.com/office/word/2015/wordml/symex" xmlns:wpg="http://schemas.microsoft.com/office/word/2010/wordprocessingGroup" xmlns:wpi="http://schemas.microsoft.com/office/word/2010/wordprocessingInk" xmlns:wne="http://schemas.microsoft.com/office/word/2006/wordml" xmlns:wps="http://schemas.microsoft.com/office/word/2010/wordprocessingShape" mc:Ignorable="w14 w15 w16se w16cid w16 w16cex w16sdtdh wp14">
+<w:footnotes xmlns:wpc="http://schemas.microsoft.com/office/word/2010/wordprocessingCanvas" xmlns:cx="http://schemas.microsoft.com/office/drawing/2014/chartex" xmlns:cx1="http://schemas.microsoft.com/office/drawing/2015/9/8/chartex" xmlns:cx2="http://schemas.microsoft.com/office/drawing/2015/10/21/chartex" xmlns:cx3="http://schemas.microsoft.com/office/drawing/2016/5/9/chartex" xmlns:cx4="http://schemas.microsoft.com/office/drawing/2016/5/10/chartex" xmlns:cx5="http://schemas.microsoft.com/office/drawing/2016/5/11/chartex" xmlns:cx6="http://schemas.microsoft.com/office/drawing/2016/5/12/chartex" xmlns:cx7="http://schemas.microsoft.com/office/drawing/2016/5/13/chartex" xmlns:cx8="http://schemas.microsoft.com/office/drawing/2016/5/14/chartex" xmlns:mc="http://schemas.openxmlformats.org/markup-compatibility/2006" xmlns:aink="http://schemas.microsoft.com/office/drawing/2016/ink" xmlns:am3d="http://schemas.microsoft.com/office/drawing/2017/model3d" xmlns:o="urn:schemas-microsoft-com:office:office" xmlns:oel="http://schemas.microsoft.com/office/2019/extlst" xmlns:r="http://schemas.openxmlformats.org/officeDocument/2006/relationships" xmlns:m="http://schemas.openxmlformats.org/officeDocument/2006/math" xmlns:v="urn:schemas-microsoft-com:vml" xmlns:wp14="http://schemas.microsoft.com/office/word/2010/wordprocessingDrawing" xmlns:wp="http://schemas.openxmlformats.org/drawingml/2006/wordprocessingDrawing" xmlns:w10="urn:schemas-microsoft-com:office:word" xmlns:w="http://schemas.openxmlformats.org/wordprocessingml/2006/main" xmlns:w14="http://schemas.microsoft.com/office/word/2010/wordml" xmlns:w15="http://schemas.microsoft.com/office/word/2012/wordml" xmlns:w16cex="http://schemas.microsoft.com/office/word/2018/wordml/cex" xmlns:w16cid="http://schemas.microsoft.com/office/word/2016/wordml/cid" xmlns:w16="http://schemas.microsoft.com/office/word/2018/wordml" xmlns:w16du="http://schemas.microsoft.com/office/word/2023/wordml/word16du" xmlns:w16sdtdh="http://schemas.microsoft.com/office/word/2020/wordml/sdtdatahash" xmlns:w16sdtfl="http://schemas.microsoft.com/office/word/2024/wordml/sdtformatlock" xmlns:w16se="http://schemas.microsoft.com/office/word/2015/wordml/symex" xmlns:wpg="http://schemas.microsoft.com/office/word/2010/wordprocessingGroup" xmlns:wpi="http://schemas.microsoft.com/office/word/2010/wordprocessingInk" xmlns:wne="http://schemas.microsoft.com/office/word/2006/wordml" xmlns:wps="http://schemas.microsoft.com/office/word/2010/wordprocessingShape" mc:Ignorable="w14 w15 w16se w16cid w16 w16cex w16sdtdh w16sdtfl w16du wp14">
   <w:footnote w:type="separator" w:id="-1">
     <w:p>
       <w:r>
@@ -19287,7 +19356,7 @@
 </file>
 
 <file path=word/numbering.xml><?xml version="1.0" encoding="utf-8"?>
-<w:numbering xmlns:wpc="http://schemas.microsoft.com/office/word/2010/wordprocessingCanvas" xmlns:cx="http://schemas.microsoft.com/office/drawing/2014/chartex" xmlns:cx1="http://schemas.microsoft.com/office/drawing/2015/9/8/chartex" xmlns:cx2="http://schemas.microsoft.com/office/drawing/2015/10/21/chartex" xmlns:cx3="http://schemas.microsoft.com/office/drawing/2016/5/9/chartex" xmlns:cx4="http://schemas.microsoft.com/office/drawing/2016/5/10/chartex" xmlns:cx5="http://schemas.microsoft.com/office/drawing/2016/5/11/chartex" xmlns:cx6="http://schemas.microsoft.com/office/drawing/2016/5/12/chartex" xmlns:cx7="http://schemas.microsoft.com/office/drawing/2016/5/13/chartex" xmlns:cx8="http://schemas.microsoft.com/office/drawing/2016/5/14/chartex" xmlns:mc="http://schemas.openxmlformats.org/markup-compatibility/2006" xmlns:aink="http://schemas.microsoft.com/office/drawing/2016/ink" xmlns:am3d="http://schemas.microsoft.com/office/drawing/2017/model3d" xmlns:o="urn:schemas-microsoft-com:office:office" xmlns:oel="http://schemas.microsoft.com/office/2019/extlst" xmlns:r="http://schemas.openxmlformats.org/officeDocument/2006/relationships" xmlns:m="http://schemas.openxmlformats.org/officeDocument/2006/math" xmlns:v="urn:schemas-microsoft-com:vml" xmlns:wp14="http://schemas.microsoft.com/office/word/2010/wordprocessingDrawing" xmlns:wp="http://schemas.openxmlformats.org/drawingml/2006/wordprocessingDrawing" xmlns:w10="urn:schemas-microsoft-com:office:word" xmlns:w="http://schemas.openxmlformats.org/wordprocessingml/2006/main" xmlns:w14="http://schemas.microsoft.com/office/word/2010/wordml" xmlns:w15="http://schemas.microsoft.com/office/word/2012/wordml" xmlns:w16cex="http://schemas.microsoft.com/office/word/2018/wordml/cex" xmlns:w16cid="http://schemas.microsoft.com/office/word/2016/wordml/cid" xmlns:w16="http://schemas.microsoft.com/office/word/2018/wordml" xmlns:w16sdtdh="http://schemas.microsoft.com/office/word/2020/wordml/sdtdatahash" xmlns:w16se="http://schemas.microsoft.com/office/word/2015/wordml/symex" xmlns:wpg="http://schemas.microsoft.com/office/word/2010/wordprocessingGroup" xmlns:wpi="http://schemas.microsoft.com/office/word/2010/wordprocessingInk" xmlns:wne="http://schemas.microsoft.com/office/word/2006/wordml" xmlns:wps="http://schemas.microsoft.com/office/word/2010/wordprocessingShape" mc:Ignorable="w14 w15 w16se w16cid w16 w16cex w16sdtdh wp14">
+<w:numbering xmlns:wpc="http://schemas.microsoft.com/office/word/2010/wordprocessingCanvas" xmlns:cx="http://schemas.microsoft.com/office/drawing/2014/chartex" xmlns:cx1="http://schemas.microsoft.com/office/drawing/2015/9/8/chartex" xmlns:cx2="http://schemas.microsoft.com/office/drawing/2015/10/21/chartex" xmlns:cx3="http://schemas.microsoft.com/office/drawing/2016/5/9/chartex" xmlns:cx4="http://schemas.microsoft.com/office/drawing/2016/5/10/chartex" xmlns:cx5="http://schemas.microsoft.com/office/drawing/2016/5/11/chartex" xmlns:cx6="http://schemas.microsoft.com/office/drawing/2016/5/12/chartex" xmlns:cx7="http://schemas.microsoft.com/office/drawing/2016/5/13/chartex" xmlns:cx8="http://schemas.microsoft.com/office/drawing/2016/5/14/chartex" xmlns:mc="http://schemas.openxmlformats.org/markup-compatibility/2006" xmlns:aink="http://schemas.microsoft.com/office/drawing/2016/ink" xmlns:am3d="http://schemas.microsoft.com/office/drawing/2017/model3d" xmlns:o="urn:schemas-microsoft-com:office:office" xmlns:oel="http://schemas.microsoft.com/office/2019/extlst" xmlns:r="http://schemas.openxmlformats.org/officeDocument/2006/relationships" xmlns:m="http://schemas.openxmlformats.org/officeDocument/2006/math" xmlns:v="urn:schemas-microsoft-com:vml" xmlns:wp14="http://schemas.microsoft.com/office/word/2010/wordprocessingDrawing" xmlns:wp="http://schemas.openxmlformats.org/drawingml/2006/wordprocessingDrawing" xmlns:w10="urn:schemas-microsoft-com:office:word" xmlns:w="http://schemas.openxmlformats.org/wordprocessingml/2006/main" xmlns:w14="http://schemas.microsoft.com/office/word/2010/wordml" xmlns:w15="http://schemas.microsoft.com/office/word/2012/wordml" xmlns:w16cex="http://schemas.microsoft.com/office/word/2018/wordml/cex" xmlns:w16cid="http://schemas.microsoft.com/office/word/2016/wordml/cid" xmlns:w16="http://schemas.microsoft.com/office/word/2018/wordml" xmlns:w16du="http://schemas.microsoft.com/office/word/2023/wordml/word16du" xmlns:w16sdtdh="http://schemas.microsoft.com/office/word/2020/wordml/sdtdatahash" xmlns:w16sdtfl="http://schemas.microsoft.com/office/word/2024/wordml/sdtformatlock" xmlns:w16se="http://schemas.microsoft.com/office/word/2015/wordml/symex" xmlns:wpg="http://schemas.microsoft.com/office/word/2010/wordprocessingGroup" xmlns:wpi="http://schemas.microsoft.com/office/word/2010/wordprocessingInk" xmlns:wne="http://schemas.microsoft.com/office/word/2006/wordml" xmlns:wps="http://schemas.microsoft.com/office/word/2010/wordprocessingShape" mc:Ignorable="w14 w15 w16se w16cid w16 w16cex w16sdtdh w16sdtfl w16du wp14">
   <w:abstractNum w:abstractNumId="0" w15:restartNumberingAfterBreak="0">
     <w:nsid w:val="02762A5C"/>
     <w:multiLevelType w:val="hybridMultilevel"/>
@@ -23810,7 +23879,7 @@
       <w:lvlText w:val="%1."/>
       <w:lvlJc w:val="left"/>
       <w:pPr>
-        <w:ind w:left="813" w:hanging="288"/>
+        <w:ind w:left="1818" w:hanging="288"/>
         <w:jc w:val="right"/>
       </w:pPr>
       <w:rPr>
@@ -23831,7 +23900,7 @@
       <w:lvlText w:val="•"/>
       <w:lvlJc w:val="left"/>
       <w:pPr>
-        <w:ind w:left="1702" w:hanging="288"/>
+        <w:ind w:left="2707" w:hanging="288"/>
       </w:pPr>
       <w:rPr>
         <w:rFonts w:hint="default"/>
@@ -23843,7 +23912,7 @@
       <w:lvlText w:val="•"/>
       <w:lvlJc w:val="left"/>
       <w:pPr>
-        <w:ind w:left="2584" w:hanging="288"/>
+        <w:ind w:left="3589" w:hanging="288"/>
       </w:pPr>
       <w:rPr>
         <w:rFonts w:hint="default"/>
@@ -23855,7 +23924,7 @@
       <w:lvlText w:val="•"/>
       <w:lvlJc w:val="left"/>
       <w:pPr>
-        <w:ind w:left="3466" w:hanging="288"/>
+        <w:ind w:left="4471" w:hanging="288"/>
       </w:pPr>
       <w:rPr>
         <w:rFonts w:hint="default"/>
@@ -23867,7 +23936,7 @@
       <w:lvlText w:val="•"/>
       <w:lvlJc w:val="left"/>
       <w:pPr>
-        <w:ind w:left="4348" w:hanging="288"/>
+        <w:ind w:left="5353" w:hanging="288"/>
       </w:pPr>
       <w:rPr>
         <w:rFonts w:hint="default"/>
@@ -23879,7 +23948,7 @@
       <w:lvlText w:val="•"/>
       <w:lvlJc w:val="left"/>
       <w:pPr>
-        <w:ind w:left="5230" w:hanging="288"/>
+        <w:ind w:left="6235" w:hanging="288"/>
       </w:pPr>
       <w:rPr>
         <w:rFonts w:hint="default"/>
@@ -23891,7 +23960,7 @@
       <w:lvlText w:val="•"/>
       <w:lvlJc w:val="left"/>
       <w:pPr>
-        <w:ind w:left="6113" w:hanging="288"/>
+        <w:ind w:left="7118" w:hanging="288"/>
       </w:pPr>
       <w:rPr>
         <w:rFonts w:hint="default"/>
@@ -23903,7 +23972,7 @@
       <w:lvlText w:val="•"/>
       <w:lvlJc w:val="left"/>
       <w:pPr>
-        <w:ind w:left="6995" w:hanging="288"/>
+        <w:ind w:left="8000" w:hanging="288"/>
       </w:pPr>
       <w:rPr>
         <w:rFonts w:hint="default"/>
@@ -23915,7 +23984,7 @@
       <w:lvlText w:val="•"/>
       <w:lvlJc w:val="left"/>
       <w:pPr>
-        <w:ind w:left="7877" w:hanging="288"/>
+        <w:ind w:left="8882" w:hanging="288"/>
       </w:pPr>
       <w:rPr>
         <w:rFonts w:hint="default"/>
@@ -24037,8 +24106,16 @@
 </w:numbering>
 </file>
 
+<file path=word/people.xml><?xml version="1.0" encoding="utf-8"?>
+<w15:people xmlns:wpc="http://schemas.microsoft.com/office/word/2010/wordprocessingCanvas" xmlns:cx="http://schemas.microsoft.com/office/drawing/2014/chartex" xmlns:cx1="http://schemas.microsoft.com/office/drawing/2015/9/8/chartex" xmlns:cx2="http://schemas.microsoft.com/office/drawing/2015/10/21/chartex" xmlns:cx3="http://schemas.microsoft.com/office/drawing/2016/5/9/chartex" xmlns:cx4="http://schemas.microsoft.com/office/drawing/2016/5/10/chartex" xmlns:cx5="http://schemas.microsoft.com/office/drawing/2016/5/11/chartex" xmlns:cx6="http://schemas.microsoft.com/office/drawing/2016/5/12/chartex" xmlns:cx7="http://schemas.microsoft.com/office/drawing/2016/5/13/chartex" xmlns:cx8="http://schemas.microsoft.com/office/drawing/2016/5/14/chartex" xmlns:mc="http://schemas.openxmlformats.org/markup-compatibility/2006" xmlns:aink="http://schemas.microsoft.com/office/drawing/2016/ink" xmlns:am3d="http://schemas.microsoft.com/office/drawing/2017/model3d" xmlns:o="urn:schemas-microsoft-com:office:office" xmlns:oel="http://schemas.microsoft.com/office/2019/extlst" xmlns:r="http://schemas.openxmlformats.org/officeDocument/2006/relationships" xmlns:m="http://schemas.openxmlformats.org/officeDocument/2006/math" xmlns:v="urn:schemas-microsoft-com:vml" xmlns:wp14="http://schemas.microsoft.com/office/word/2010/wordprocessingDrawing" xmlns:wp="http://schemas.openxmlformats.org/drawingml/2006/wordprocessingDrawing" xmlns:w10="urn:schemas-microsoft-com:office:word" xmlns:w="http://schemas.openxmlformats.org/wordprocessingml/2006/main" xmlns:w14="http://schemas.microsoft.com/office/word/2010/wordml" xmlns:w15="http://schemas.microsoft.com/office/word/2012/wordml" xmlns:w16cex="http://schemas.microsoft.com/office/word/2018/wordml/cex" xmlns:w16cid="http://schemas.microsoft.com/office/word/2016/wordml/cid" xmlns:w16="http://schemas.microsoft.com/office/word/2018/wordml" xmlns:w16du="http://schemas.microsoft.com/office/word/2023/wordml/word16du" xmlns:w16sdtdh="http://schemas.microsoft.com/office/word/2020/wordml/sdtdatahash" xmlns:w16sdtfl="http://schemas.microsoft.com/office/word/2024/wordml/sdtformatlock" xmlns:w16se="http://schemas.microsoft.com/office/word/2015/wordml/symex" xmlns:wpg="http://schemas.microsoft.com/office/word/2010/wordprocessingGroup" xmlns:wpi="http://schemas.microsoft.com/office/word/2010/wordprocessingInk" xmlns:wne="http://schemas.microsoft.com/office/word/2006/wordml" xmlns:wps="http://schemas.microsoft.com/office/word/2010/wordprocessingShape" mc:Ignorable="w14 w15 w16se w16cid w16 w16cex w16sdtdh w16sdtfl w16du wp14">
+  <w15:person w15:author="Kalentyev Alexey">
+    <w15:presenceInfo w15:providerId="Windows Live" w15:userId="da819b8650d7d997"/>
+  </w15:person>
+</w15:people>
+</file>
+
 <file path=word/styles.xml><?xml version="1.0" encoding="utf-8"?>
-<w:styles xmlns:mc="http://schemas.openxmlformats.org/markup-compatibility/2006" xmlns:r="http://schemas.openxmlformats.org/officeDocument/2006/relationships" xmlns:w="http://schemas.openxmlformats.org/wordprocessingml/2006/main" xmlns:w14="http://schemas.microsoft.com/office/word/2010/wordml" xmlns:w15="http://schemas.microsoft.com/office/word/2012/wordml" xmlns:w16cex="http://schemas.microsoft.com/office/word/2018/wordml/cex" xmlns:w16cid="http://schemas.microsoft.com/office/word/2016/wordml/cid" xmlns:w16="http://schemas.microsoft.com/office/word/2018/wordml" xmlns:w16sdtdh="http://schemas.microsoft.com/office/word/2020/wordml/sdtdatahash" xmlns:w16se="http://schemas.microsoft.com/office/word/2015/wordml/symex" mc:Ignorable="w14 w15 w16se w16cid w16 w16cex w16sdtdh">
+<w:styles xmlns:mc="http://schemas.openxmlformats.org/markup-compatibility/2006" xmlns:r="http://schemas.openxmlformats.org/officeDocument/2006/relationships" xmlns:w="http://schemas.openxmlformats.org/wordprocessingml/2006/main" xmlns:w14="http://schemas.microsoft.com/office/word/2010/wordml" xmlns:w15="http://schemas.microsoft.com/office/word/2012/wordml" xmlns:w16cex="http://schemas.microsoft.com/office/word/2018/wordml/cex" xmlns:w16cid="http://schemas.microsoft.com/office/word/2016/wordml/cid" xmlns:w16="http://schemas.microsoft.com/office/word/2018/wordml" xmlns:w16du="http://schemas.microsoft.com/office/word/2023/wordml/word16du" xmlns:w16sdtdh="http://schemas.microsoft.com/office/word/2020/wordml/sdtdatahash" xmlns:w16sdtfl="http://schemas.microsoft.com/office/word/2024/wordml/sdtformatlock" xmlns:w16se="http://schemas.microsoft.com/office/word/2015/wordml/symex" mc:Ignorable="w14 w15 w16se w16cid w16 w16cex w16sdtdh w16sdtfl w16du">
   <w:docDefaults>
     <w:rPrDefault>
       <w:rPr>
@@ -24676,6 +24753,123 @@
       <w:lang w:eastAsia="ru-RU"/>
     </w:rPr>
   </w:style>
+  <w:style w:type="character" w:styleId="a6">
+    <w:name w:val="annotation reference"/>
+    <w:basedOn w:val="a0"/>
+    <w:uiPriority w:val="99"/>
+    <w:semiHidden/>
+    <w:unhideWhenUsed/>
+    <w:rsid w:val="00F852F6"/>
+    <w:rPr>
+      <w:sz w:val="16"/>
+      <w:szCs w:val="16"/>
+    </w:rPr>
+  </w:style>
+  <w:style w:type="paragraph" w:styleId="a7">
+    <w:name w:val="annotation text"/>
+    <w:basedOn w:val="a"/>
+    <w:link w:val="a8"/>
+    <w:uiPriority w:val="99"/>
+    <w:unhideWhenUsed/>
+    <w:rsid w:val="00F852F6"/>
+    <w:rPr>
+      <w:sz w:val="20"/>
+      <w:szCs w:val="20"/>
+    </w:rPr>
+  </w:style>
+  <w:style w:type="character" w:customStyle="1" w:styleId="a8">
+    <w:name w:val="Текст примечания Знак"/>
+    <w:basedOn w:val="a0"/>
+    <w:link w:val="a7"/>
+    <w:uiPriority w:val="99"/>
+    <w:rsid w:val="00F852F6"/>
+    <w:rPr>
+      <w:rFonts w:ascii="Times New Roman" w:eastAsia="Times New Roman" w:hAnsi="Times New Roman" w:cs="Times New Roman"/>
+      <w:sz w:val="20"/>
+      <w:szCs w:val="20"/>
+      <w:lang w:val="ru-RU"/>
+    </w:rPr>
+  </w:style>
+  <w:style w:type="paragraph" w:styleId="a9">
+    <w:name w:val="annotation subject"/>
+    <w:basedOn w:val="a7"/>
+    <w:next w:val="a7"/>
+    <w:link w:val="aa"/>
+    <w:uiPriority w:val="99"/>
+    <w:semiHidden/>
+    <w:unhideWhenUsed/>
+    <w:rsid w:val="00F852F6"/>
+    <w:rPr>
+      <w:b/>
+      <w:bCs/>
+    </w:rPr>
+  </w:style>
+  <w:style w:type="character" w:customStyle="1" w:styleId="aa">
+    <w:name w:val="Тема примечания Знак"/>
+    <w:basedOn w:val="a8"/>
+    <w:link w:val="a9"/>
+    <w:uiPriority w:val="99"/>
+    <w:semiHidden/>
+    <w:rsid w:val="00F852F6"/>
+    <w:rPr>
+      <w:rFonts w:ascii="Times New Roman" w:eastAsia="Times New Roman" w:hAnsi="Times New Roman" w:cs="Times New Roman"/>
+      <w:b/>
+      <w:bCs/>
+      <w:sz w:val="20"/>
+      <w:szCs w:val="20"/>
+      <w:lang w:val="ru-RU"/>
+    </w:rPr>
+  </w:style>
+  <w:style w:type="paragraph" w:styleId="ab">
+    <w:name w:val="header"/>
+    <w:basedOn w:val="a"/>
+    <w:link w:val="ac"/>
+    <w:uiPriority w:val="99"/>
+    <w:unhideWhenUsed/>
+    <w:rsid w:val="00F852F6"/>
+    <w:pPr>
+      <w:tabs>
+        <w:tab w:val="center" w:pos="4680"/>
+        <w:tab w:val="right" w:pos="9360"/>
+      </w:tabs>
+    </w:pPr>
+  </w:style>
+  <w:style w:type="character" w:customStyle="1" w:styleId="ac">
+    <w:name w:val="Верхний колонтитул Знак"/>
+    <w:basedOn w:val="a0"/>
+    <w:link w:val="ab"/>
+    <w:uiPriority w:val="99"/>
+    <w:rsid w:val="00F852F6"/>
+    <w:rPr>
+      <w:rFonts w:ascii="Times New Roman" w:eastAsia="Times New Roman" w:hAnsi="Times New Roman" w:cs="Times New Roman"/>
+      <w:lang w:val="ru-RU"/>
+    </w:rPr>
+  </w:style>
+  <w:style w:type="paragraph" w:styleId="ad">
+    <w:name w:val="footer"/>
+    <w:basedOn w:val="a"/>
+    <w:link w:val="ae"/>
+    <w:uiPriority w:val="99"/>
+    <w:unhideWhenUsed/>
+    <w:rsid w:val="00F852F6"/>
+    <w:pPr>
+      <w:tabs>
+        <w:tab w:val="center" w:pos="4680"/>
+        <w:tab w:val="right" w:pos="9360"/>
+      </w:tabs>
+    </w:pPr>
+  </w:style>
+  <w:style w:type="character" w:customStyle="1" w:styleId="ae">
+    <w:name w:val="Нижний колонтитул Знак"/>
+    <w:basedOn w:val="a0"/>
+    <w:link w:val="ad"/>
+    <w:uiPriority w:val="99"/>
+    <w:rsid w:val="00F852F6"/>
+    <w:rPr>
+      <w:rFonts w:ascii="Times New Roman" w:eastAsia="Times New Roman" w:hAnsi="Times New Roman" w:cs="Times New Roman"/>
+      <w:lang w:val="ru-RU"/>
+    </w:rPr>
+  </w:style>
 </w:styles>
 </file>
 
